--- a/02 - Languages/Java/03 - Java Strings.docx
+++ b/02 - Languages/Java/03 - Java Strings.docx
@@ -1782,7 +1782,6 @@
             <w:insideH w:val="none" w:color="auto" w:sz="0" w:space="0"/>
             <w:insideV w:val="none" w:color="auto" w:sz="0" w:space="0"/>
           </w:tblBorders>
-          <w:shd w:val="clear" w:color="auto" w:fill="auto"/>
           <w:tblCellMar>
             <w:top w:w="15" w:type="dxa"/>
             <w:left w:w="15" w:type="dxa"/>
@@ -3007,8 +3006,6 @@
         </w:rPr>
         <w:t>Substring()</w:t>
       </w:r>
-      <w:bookmarkStart w:id="0" w:name="_GoBack"/>
-      <w:bookmarkEnd w:id="0"/>
     </w:p>
     <w:p>
       <w:pPr>
@@ -3080,6 +3077,7 @@
           <w:bCs/>
           <w:sz w:val="24"/>
           <w:szCs w:val="24"/>
+          <w:highlight w:val="yellow"/>
         </w:rPr>
       </w:pPr>
       <w:r>
@@ -3089,6 +3087,7 @@
           <w:bCs/>
           <w:sz w:val="24"/>
           <w:szCs w:val="24"/>
+          <w:highlight w:val="yellow"/>
         </w:rPr>
         <w:t>CharAt Method</w:t>
       </w:r>
@@ -3097,8 +3096,14 @@
       <w:pPr>
         <w:bidi w:val="0"/>
         <w:ind w:firstLine="720" w:firstLineChars="0"/>
-      </w:pPr>
-      <w:r>
+        <w:rPr>
+          <w:highlight w:val="yellow"/>
+        </w:rPr>
+      </w:pPr>
+      <w:r>
+        <w:rPr>
+          <w:highlight w:val="yellow"/>
+        </w:rPr>
         <w:t>String myStr = "Hello";</w:t>
       </w:r>
     </w:p>
@@ -3106,8 +3111,14 @@
       <w:pPr>
         <w:bidi w:val="0"/>
         <w:ind w:firstLine="720" w:firstLineChars="0"/>
-      </w:pPr>
-      <w:r>
+        <w:rPr>
+          <w:highlight w:val="yellow"/>
+        </w:rPr>
+      </w:pPr>
+      <w:r>
+        <w:rPr>
+          <w:highlight w:val="yellow"/>
+        </w:rPr>
         <w:t>char result = myStr.charAt(0);</w:t>
       </w:r>
     </w:p>
@@ -3115,8 +3126,14 @@
       <w:pPr>
         <w:bidi w:val="0"/>
         <w:ind w:firstLine="720" w:firstLineChars="0"/>
-      </w:pPr>
-      <w:r>
+        <w:rPr>
+          <w:highlight w:val="yellow"/>
+        </w:rPr>
+      </w:pPr>
+      <w:r>
+        <w:rPr>
+          <w:highlight w:val="yellow"/>
+        </w:rPr>
         <w:t>System.out.println(result);</w:t>
       </w:r>
     </w:p>
@@ -4206,6 +4223,7 @@
             <w:insideH w:val="none" w:color="auto" w:sz="0" w:space="0"/>
             <w:insideV w:val="none" w:color="auto" w:sz="0" w:space="0"/>
           </w:tblBorders>
+          <w:shd w:val="clear" w:color="auto" w:fill="1D2A35"/>
           <w:tblCellMar>
             <w:top w:w="15" w:type="dxa"/>
             <w:left w:w="15" w:type="dxa"/>
@@ -4318,6 +4336,7 @@
             <w:insideH w:val="none" w:color="auto" w:sz="0" w:space="0"/>
             <w:insideV w:val="none" w:color="auto" w:sz="0" w:space="0"/>
           </w:tblBorders>
+          <w:shd w:val="clear" w:color="auto" w:fill="1D2A35"/>
           <w:tblCellMar>
             <w:top w:w="15" w:type="dxa"/>
             <w:left w:w="15" w:type="dxa"/>
@@ -4430,6 +4449,7 @@
             <w:insideH w:val="none" w:color="auto" w:sz="0" w:space="0"/>
             <w:insideV w:val="none" w:color="auto" w:sz="0" w:space="0"/>
           </w:tblBorders>
+          <w:shd w:val="clear" w:color="auto" w:fill="1D2A35"/>
           <w:tblCellMar>
             <w:top w:w="15" w:type="dxa"/>
             <w:left w:w="15" w:type="dxa"/>
@@ -4946,7 +4966,6 @@
             <w:insideH w:val="none" w:color="auto" w:sz="0" w:space="0"/>
             <w:insideV w:val="none" w:color="auto" w:sz="0" w:space="0"/>
           </w:tblBorders>
-          <w:shd w:val="clear" w:color="auto" w:fill="FFFFFF"/>
           <w:tblCellMar>
             <w:top w:w="15" w:type="dxa"/>
             <w:left w:w="15" w:type="dxa"/>
@@ -5634,146 +5653,6 @@
             <w:insideV w:val="none" w:color="auto" w:sz="0" w:space="0"/>
           </w:tblBorders>
           <w:shd w:val="clear" w:color="auto" w:fill="auto"/>
-        </w:tblPrEx>
-        <w:trPr>
-          <w:tblHeader/>
-          <w:tblCellSpacing w:w="15" w:type="dxa"/>
-        </w:trPr>
-        <w:tc>
-          <w:tcPr>
-            <w:tcW w:w="0" w:type="auto"/>
-            <w:shd w:val="clear" w:color="auto" w:fill="auto"/>
-            <w:vAlign w:val="center"/>
-          </w:tcPr>
-          <w:p>
-            <w:pPr>
-              <w:keepNext w:val="0"/>
-              <w:keepLines w:val="0"/>
-              <w:widowControl/>
-              <w:suppressLineNumbers w:val="0"/>
-              <w:jc w:val="center"/>
-              <w:rPr>
-                <w:b/>
-                <w:bCs/>
-              </w:rPr>
-            </w:pPr>
-            <w:r>
-              <w:rPr>
-                <w:rStyle w:val="13"/>
-                <w:rFonts w:ascii="SimSun" w:hAnsi="SimSun" w:eastAsia="SimSun" w:cs="SimSun"/>
-                <w:kern w:val="0"/>
-                <w:sz w:val="24"/>
-                <w:szCs w:val="24"/>
-                <w:lang w:val="en-US" w:eastAsia="zh-CN" w:bidi="ar"/>
-              </w:rPr>
-              <w:t>Feature</w:t>
-            </w:r>
-          </w:p>
-        </w:tc>
-        <w:tc>
-          <w:tcPr>
-            <w:tcW w:w="0" w:type="auto"/>
-            <w:shd w:val="clear" w:color="auto" w:fill="auto"/>
-            <w:vAlign w:val="center"/>
-          </w:tcPr>
-          <w:p>
-            <w:pPr>
-              <w:keepNext w:val="0"/>
-              <w:keepLines w:val="0"/>
-              <w:widowControl/>
-              <w:suppressLineNumbers w:val="0"/>
-              <w:jc w:val="center"/>
-              <w:rPr>
-                <w:b/>
-                <w:bCs/>
-              </w:rPr>
-            </w:pPr>
-            <w:r>
-              <w:rPr>
-                <w:rStyle w:val="13"/>
-                <w:rFonts w:ascii="SimSun" w:hAnsi="SimSun" w:eastAsia="SimSun" w:cs="SimSun"/>
-                <w:kern w:val="0"/>
-                <w:sz w:val="24"/>
-                <w:szCs w:val="24"/>
-                <w:lang w:val="en-US" w:eastAsia="zh-CN" w:bidi="ar"/>
-              </w:rPr>
-              <w:t>String</w:t>
-            </w:r>
-          </w:p>
-        </w:tc>
-        <w:tc>
-          <w:tcPr>
-            <w:tcW w:w="0" w:type="auto"/>
-            <w:shd w:val="clear" w:color="auto" w:fill="auto"/>
-            <w:vAlign w:val="center"/>
-          </w:tcPr>
-          <w:p>
-            <w:pPr>
-              <w:keepNext w:val="0"/>
-              <w:keepLines w:val="0"/>
-              <w:widowControl/>
-              <w:suppressLineNumbers w:val="0"/>
-              <w:jc w:val="center"/>
-              <w:rPr>
-                <w:b/>
-                <w:bCs/>
-              </w:rPr>
-            </w:pPr>
-            <w:r>
-              <w:rPr>
-                <w:rStyle w:val="13"/>
-                <w:rFonts w:ascii="SimSun" w:hAnsi="SimSun" w:eastAsia="SimSun" w:cs="SimSun"/>
-                <w:kern w:val="0"/>
-                <w:sz w:val="24"/>
-                <w:szCs w:val="24"/>
-                <w:lang w:val="en-US" w:eastAsia="zh-CN" w:bidi="ar"/>
-              </w:rPr>
-              <w:t>StringBuffer</w:t>
-            </w:r>
-          </w:p>
-        </w:tc>
-        <w:tc>
-          <w:tcPr>
-            <w:tcW w:w="0" w:type="auto"/>
-            <w:shd w:val="clear" w:color="auto" w:fill="auto"/>
-            <w:vAlign w:val="center"/>
-          </w:tcPr>
-          <w:p>
-            <w:pPr>
-              <w:keepNext w:val="0"/>
-              <w:keepLines w:val="0"/>
-              <w:widowControl/>
-              <w:suppressLineNumbers w:val="0"/>
-              <w:jc w:val="center"/>
-              <w:rPr>
-                <w:b/>
-                <w:bCs/>
-              </w:rPr>
-            </w:pPr>
-            <w:r>
-              <w:rPr>
-                <w:rStyle w:val="13"/>
-                <w:rFonts w:ascii="SimSun" w:hAnsi="SimSun" w:eastAsia="SimSun" w:cs="SimSun"/>
-                <w:kern w:val="0"/>
-                <w:sz w:val="24"/>
-                <w:szCs w:val="24"/>
-                <w:lang w:val="en-US" w:eastAsia="zh-CN" w:bidi="ar"/>
-              </w:rPr>
-              <w:t>StringBuilder</w:t>
-            </w:r>
-          </w:p>
-        </w:tc>
-      </w:tr>
-      <w:tr>
-        <w:tblPrEx>
-          <w:tblBorders>
-            <w:top w:val="none" w:color="auto" w:sz="0" w:space="0"/>
-            <w:left w:val="none" w:color="auto" w:sz="0" w:space="0"/>
-            <w:bottom w:val="none" w:color="auto" w:sz="0" w:space="0"/>
-            <w:right w:val="none" w:color="auto" w:sz="0" w:space="0"/>
-            <w:insideH w:val="none" w:color="auto" w:sz="0" w:space="0"/>
-            <w:insideV w:val="none" w:color="auto" w:sz="0" w:space="0"/>
-          </w:tblBorders>
           <w:tblCellMar>
             <w:top w:w="15" w:type="dxa"/>
             <w:left w:w="15" w:type="dxa"/>
@@ -5782,6 +5661,7 @@
           </w:tblCellMar>
         </w:tblPrEx>
         <w:trPr>
+          <w:tblHeader/>
           <w:tblCellSpacing w:w="15" w:type="dxa"/>
         </w:trPr>
         <w:tc>
@@ -5796,17 +5676,22 @@
               <w:keepLines w:val="0"/>
               <w:widowControl/>
               <w:suppressLineNumbers w:val="0"/>
-              <w:jc w:val="left"/>
-            </w:pPr>
-            <w:r>
-              <w:rPr>
+              <w:jc w:val="center"/>
+              <w:rPr>
+                <w:b/>
+                <w:bCs/>
+              </w:rPr>
+            </w:pPr>
+            <w:r>
+              <w:rPr>
+                <w:rStyle w:val="13"/>
                 <w:rFonts w:ascii="SimSun" w:hAnsi="SimSun" w:eastAsia="SimSun" w:cs="SimSun"/>
                 <w:kern w:val="0"/>
                 <w:sz w:val="24"/>
                 <w:szCs w:val="24"/>
                 <w:lang w:val="en-US" w:eastAsia="zh-CN" w:bidi="ar"/>
               </w:rPr>
-              <w:t>Mutable</w:t>
+              <w:t>Feature</w:t>
             </w:r>
           </w:p>
         </w:tc>
@@ -5822,17 +5707,22 @@
               <w:keepLines w:val="0"/>
               <w:widowControl/>
               <w:suppressLineNumbers w:val="0"/>
-              <w:jc w:val="left"/>
-            </w:pPr>
-            <w:r>
-              <w:rPr>
+              <w:jc w:val="center"/>
+              <w:rPr>
+                <w:b/>
+                <w:bCs/>
+              </w:rPr>
+            </w:pPr>
+            <w:r>
+              <w:rPr>
+                <w:rStyle w:val="13"/>
                 <w:rFonts w:ascii="SimSun" w:hAnsi="SimSun" w:eastAsia="SimSun" w:cs="SimSun"/>
                 <w:kern w:val="0"/>
                 <w:sz w:val="24"/>
                 <w:szCs w:val="24"/>
                 <w:lang w:val="en-US" w:eastAsia="zh-CN" w:bidi="ar"/>
               </w:rPr>
-              <w:t xml:space="preserve"> No</w:t>
+              <w:t>String</w:t>
             </w:r>
           </w:p>
         </w:tc>
@@ -5848,17 +5738,22 @@
               <w:keepLines w:val="0"/>
               <w:widowControl/>
               <w:suppressLineNumbers w:val="0"/>
-              <w:jc w:val="left"/>
-            </w:pPr>
-            <w:r>
-              <w:rPr>
+              <w:jc w:val="center"/>
+              <w:rPr>
+                <w:b/>
+                <w:bCs/>
+              </w:rPr>
+            </w:pPr>
+            <w:r>
+              <w:rPr>
+                <w:rStyle w:val="13"/>
                 <w:rFonts w:ascii="SimSun" w:hAnsi="SimSun" w:eastAsia="SimSun" w:cs="SimSun"/>
                 <w:kern w:val="0"/>
                 <w:sz w:val="24"/>
                 <w:szCs w:val="24"/>
                 <w:lang w:val="en-US" w:eastAsia="zh-CN" w:bidi="ar"/>
               </w:rPr>
-              <w:t>Yes</w:t>
+              <w:t>StringBuffer</w:t>
             </w:r>
           </w:p>
         </w:tc>
@@ -5874,392 +5769,22 @@
               <w:keepLines w:val="0"/>
               <w:widowControl/>
               <w:suppressLineNumbers w:val="0"/>
-              <w:jc w:val="left"/>
-            </w:pPr>
-            <w:r>
-              <w:rPr>
+              <w:jc w:val="center"/>
+              <w:rPr>
+                <w:b/>
+                <w:bCs/>
+              </w:rPr>
+            </w:pPr>
+            <w:r>
+              <w:rPr>
+                <w:rStyle w:val="13"/>
                 <w:rFonts w:ascii="SimSun" w:hAnsi="SimSun" w:eastAsia="SimSun" w:cs="SimSun"/>
                 <w:kern w:val="0"/>
                 <w:sz w:val="24"/>
                 <w:szCs w:val="24"/>
                 <w:lang w:val="en-US" w:eastAsia="zh-CN" w:bidi="ar"/>
               </w:rPr>
-              <w:t xml:space="preserve"> Yes</w:t>
-            </w:r>
-          </w:p>
-        </w:tc>
-      </w:tr>
-      <w:tr>
-        <w:tblPrEx>
-          <w:tblBorders>
-            <w:top w:val="none" w:color="auto" w:sz="0" w:space="0"/>
-            <w:left w:val="none" w:color="auto" w:sz="0" w:space="0"/>
-            <w:bottom w:val="none" w:color="auto" w:sz="0" w:space="0"/>
-            <w:right w:val="none" w:color="auto" w:sz="0" w:space="0"/>
-            <w:insideH w:val="none" w:color="auto" w:sz="0" w:space="0"/>
-            <w:insideV w:val="none" w:color="auto" w:sz="0" w:space="0"/>
-          </w:tblBorders>
-          <w:tblCellMar>
-            <w:top w:w="15" w:type="dxa"/>
-            <w:left w:w="15" w:type="dxa"/>
-            <w:bottom w:w="15" w:type="dxa"/>
-            <w:right w:w="15" w:type="dxa"/>
-          </w:tblCellMar>
-        </w:tblPrEx>
-        <w:trPr>
-          <w:tblCellSpacing w:w="15" w:type="dxa"/>
-        </w:trPr>
-        <w:tc>
-          <w:tcPr>
-            <w:tcW w:w="0" w:type="auto"/>
-            <w:shd w:val="clear" w:color="auto" w:fill="auto"/>
-            <w:vAlign w:val="center"/>
-          </w:tcPr>
-          <w:p>
-            <w:pPr>
-              <w:keepNext w:val="0"/>
-              <w:keepLines w:val="0"/>
-              <w:widowControl/>
-              <w:suppressLineNumbers w:val="0"/>
-              <w:jc w:val="left"/>
-            </w:pPr>
-            <w:r>
-              <w:rPr>
-                <w:rFonts w:ascii="SimSun" w:hAnsi="SimSun" w:eastAsia="SimSun" w:cs="SimSun"/>
-                <w:kern w:val="0"/>
-                <w:sz w:val="24"/>
-                <w:szCs w:val="24"/>
-                <w:lang w:val="en-US" w:eastAsia="zh-CN" w:bidi="ar"/>
-              </w:rPr>
-              <w:t>Thread-safe</w:t>
-            </w:r>
-          </w:p>
-        </w:tc>
-        <w:tc>
-          <w:tcPr>
-            <w:tcW w:w="0" w:type="auto"/>
-            <w:shd w:val="clear" w:color="auto" w:fill="auto"/>
-            <w:vAlign w:val="center"/>
-          </w:tcPr>
-          <w:p>
-            <w:pPr>
-              <w:keepNext w:val="0"/>
-              <w:keepLines w:val="0"/>
-              <w:widowControl/>
-              <w:suppressLineNumbers w:val="0"/>
-              <w:jc w:val="left"/>
-            </w:pPr>
-            <w:r>
-              <w:rPr>
-                <w:rFonts w:ascii="SimSun" w:hAnsi="SimSun" w:eastAsia="SimSun" w:cs="SimSun"/>
-                <w:kern w:val="0"/>
-                <w:sz w:val="24"/>
-                <w:szCs w:val="24"/>
-                <w:lang w:val="en-US" w:eastAsia="zh-CN" w:bidi="ar"/>
-              </w:rPr>
-              <w:t>Yes (immutable)</w:t>
-            </w:r>
-          </w:p>
-        </w:tc>
-        <w:tc>
-          <w:tcPr>
-            <w:tcW w:w="0" w:type="auto"/>
-            <w:shd w:val="clear" w:color="auto" w:fill="auto"/>
-            <w:vAlign w:val="center"/>
-          </w:tcPr>
-          <w:p>
-            <w:pPr>
-              <w:keepNext w:val="0"/>
-              <w:keepLines w:val="0"/>
-              <w:widowControl/>
-              <w:suppressLineNumbers w:val="0"/>
-              <w:jc w:val="left"/>
-            </w:pPr>
-            <w:r>
-              <w:rPr>
-                <w:rFonts w:ascii="SimSun" w:hAnsi="SimSun" w:eastAsia="SimSun" w:cs="SimSun"/>
-                <w:kern w:val="0"/>
-                <w:sz w:val="24"/>
-                <w:szCs w:val="24"/>
-                <w:lang w:val="en-US" w:eastAsia="zh-CN" w:bidi="ar"/>
-              </w:rPr>
-              <w:t>Yes (synchronized)</w:t>
-            </w:r>
-          </w:p>
-        </w:tc>
-        <w:tc>
-          <w:tcPr>
-            <w:tcW w:w="0" w:type="auto"/>
-            <w:shd w:val="clear" w:color="auto" w:fill="auto"/>
-            <w:vAlign w:val="center"/>
-          </w:tcPr>
-          <w:p>
-            <w:pPr>
-              <w:keepNext w:val="0"/>
-              <w:keepLines w:val="0"/>
-              <w:widowControl/>
-              <w:suppressLineNumbers w:val="0"/>
-              <w:jc w:val="left"/>
-            </w:pPr>
-            <w:r>
-              <w:rPr>
-                <w:rFonts w:ascii="SimSun" w:hAnsi="SimSun" w:eastAsia="SimSun" w:cs="SimSun"/>
-                <w:kern w:val="0"/>
-                <w:sz w:val="24"/>
-                <w:szCs w:val="24"/>
-                <w:lang w:val="en-US" w:eastAsia="zh-CN" w:bidi="ar"/>
-              </w:rPr>
-              <w:t xml:space="preserve"> No</w:t>
-            </w:r>
-          </w:p>
-        </w:tc>
-      </w:tr>
-      <w:tr>
-        <w:tblPrEx>
-          <w:tblBorders>
-            <w:top w:val="none" w:color="auto" w:sz="0" w:space="0"/>
-            <w:left w:val="none" w:color="auto" w:sz="0" w:space="0"/>
-            <w:bottom w:val="none" w:color="auto" w:sz="0" w:space="0"/>
-            <w:right w:val="none" w:color="auto" w:sz="0" w:space="0"/>
-            <w:insideH w:val="none" w:color="auto" w:sz="0" w:space="0"/>
-            <w:insideV w:val="none" w:color="auto" w:sz="0" w:space="0"/>
-          </w:tblBorders>
-          <w:tblCellMar>
-            <w:top w:w="15" w:type="dxa"/>
-            <w:left w:w="15" w:type="dxa"/>
-            <w:bottom w:w="15" w:type="dxa"/>
-            <w:right w:w="15" w:type="dxa"/>
-          </w:tblCellMar>
-        </w:tblPrEx>
-        <w:trPr>
-          <w:tblCellSpacing w:w="15" w:type="dxa"/>
-        </w:trPr>
-        <w:tc>
-          <w:tcPr>
-            <w:tcW w:w="0" w:type="auto"/>
-            <w:shd w:val="clear" w:color="auto" w:fill="auto"/>
-            <w:vAlign w:val="center"/>
-          </w:tcPr>
-          <w:p>
-            <w:pPr>
-              <w:keepNext w:val="0"/>
-              <w:keepLines w:val="0"/>
-              <w:widowControl/>
-              <w:suppressLineNumbers w:val="0"/>
-              <w:jc w:val="left"/>
-            </w:pPr>
-            <w:r>
-              <w:rPr>
-                <w:rFonts w:ascii="SimSun" w:hAnsi="SimSun" w:eastAsia="SimSun" w:cs="SimSun"/>
-                <w:kern w:val="0"/>
-                <w:sz w:val="24"/>
-                <w:szCs w:val="24"/>
-                <w:lang w:val="en-US" w:eastAsia="zh-CN" w:bidi="ar"/>
-              </w:rPr>
-              <w:t>Performance</w:t>
-            </w:r>
-          </w:p>
-        </w:tc>
-        <w:tc>
-          <w:tcPr>
-            <w:tcW w:w="0" w:type="auto"/>
-            <w:shd w:val="clear" w:color="auto" w:fill="auto"/>
-            <w:vAlign w:val="center"/>
-          </w:tcPr>
-          <w:p>
-            <w:pPr>
-              <w:keepNext w:val="0"/>
-              <w:keepLines w:val="0"/>
-              <w:widowControl/>
-              <w:suppressLineNumbers w:val="0"/>
-              <w:jc w:val="left"/>
-            </w:pPr>
-            <w:r>
-              <w:rPr>
-                <w:rFonts w:ascii="SimSun" w:hAnsi="SimSun" w:eastAsia="SimSun" w:cs="SimSun"/>
-                <w:kern w:val="0"/>
-                <w:sz w:val="24"/>
-                <w:szCs w:val="24"/>
-                <w:lang w:val="en-US" w:eastAsia="zh-CN" w:bidi="ar"/>
-              </w:rPr>
-              <w:t>Slow (concat creates objects)</w:t>
-            </w:r>
-          </w:p>
-        </w:tc>
-        <w:tc>
-          <w:tcPr>
-            <w:tcW w:w="0" w:type="auto"/>
-            <w:shd w:val="clear" w:color="auto" w:fill="auto"/>
-            <w:vAlign w:val="center"/>
-          </w:tcPr>
-          <w:p>
-            <w:pPr>
-              <w:keepNext w:val="0"/>
-              <w:keepLines w:val="0"/>
-              <w:widowControl/>
-              <w:suppressLineNumbers w:val="0"/>
-              <w:jc w:val="left"/>
-            </w:pPr>
-            <w:r>
-              <w:rPr>
-                <w:rFonts w:ascii="SimSun" w:hAnsi="SimSun" w:eastAsia="SimSun" w:cs="SimSun"/>
-                <w:kern w:val="0"/>
-                <w:sz w:val="24"/>
-                <w:szCs w:val="24"/>
-                <w:lang w:val="en-US" w:eastAsia="zh-CN" w:bidi="ar"/>
-              </w:rPr>
-              <w:t>Slow (synchronization overhead)</w:t>
-            </w:r>
-          </w:p>
-        </w:tc>
-        <w:tc>
-          <w:tcPr>
-            <w:tcW w:w="0" w:type="auto"/>
-            <w:shd w:val="clear" w:color="auto" w:fill="auto"/>
-            <w:vAlign w:val="center"/>
-          </w:tcPr>
-          <w:p>
-            <w:pPr>
-              <w:keepNext w:val="0"/>
-              <w:keepLines w:val="0"/>
-              <w:widowControl/>
-              <w:suppressLineNumbers w:val="0"/>
-              <w:jc w:val="left"/>
-            </w:pPr>
-            <w:r>
-              <w:rPr>
-                <w:rFonts w:ascii="SimSun" w:hAnsi="SimSun" w:eastAsia="SimSun" w:cs="SimSun"/>
-                <w:kern w:val="0"/>
-                <w:sz w:val="24"/>
-                <w:szCs w:val="24"/>
-                <w:lang w:val="en-US" w:eastAsia="zh-CN" w:bidi="ar"/>
-              </w:rPr>
-              <w:t>Fast</w:t>
-            </w:r>
-          </w:p>
-        </w:tc>
-      </w:tr>
-      <w:tr>
-        <w:tblPrEx>
-          <w:tblBorders>
-            <w:top w:val="none" w:color="auto" w:sz="0" w:space="0"/>
-            <w:left w:val="none" w:color="auto" w:sz="0" w:space="0"/>
-            <w:bottom w:val="none" w:color="auto" w:sz="0" w:space="0"/>
-            <w:right w:val="none" w:color="auto" w:sz="0" w:space="0"/>
-            <w:insideH w:val="none" w:color="auto" w:sz="0" w:space="0"/>
-            <w:insideV w:val="none" w:color="auto" w:sz="0" w:space="0"/>
-          </w:tblBorders>
-          <w:tblCellMar>
-            <w:top w:w="15" w:type="dxa"/>
-            <w:left w:w="15" w:type="dxa"/>
-            <w:bottom w:w="15" w:type="dxa"/>
-            <w:right w:w="15" w:type="dxa"/>
-          </w:tblCellMar>
-        </w:tblPrEx>
-        <w:trPr>
-          <w:tblCellSpacing w:w="15" w:type="dxa"/>
-        </w:trPr>
-        <w:tc>
-          <w:tcPr>
-            <w:tcW w:w="0" w:type="auto"/>
-            <w:shd w:val="clear" w:color="auto" w:fill="auto"/>
-            <w:vAlign w:val="center"/>
-          </w:tcPr>
-          <w:p>
-            <w:pPr>
-              <w:keepNext w:val="0"/>
-              <w:keepLines w:val="0"/>
-              <w:widowControl/>
-              <w:suppressLineNumbers w:val="0"/>
-              <w:jc w:val="left"/>
-            </w:pPr>
-            <w:r>
-              <w:rPr>
-                <w:rFonts w:ascii="SimSun" w:hAnsi="SimSun" w:eastAsia="SimSun" w:cs="SimSun"/>
-                <w:kern w:val="0"/>
-                <w:sz w:val="24"/>
-                <w:szCs w:val="24"/>
-                <w:lang w:val="en-US" w:eastAsia="zh-CN" w:bidi="ar"/>
-              </w:rPr>
-              <w:t>Memory location</w:t>
-            </w:r>
-          </w:p>
-        </w:tc>
-        <w:tc>
-          <w:tcPr>
-            <w:tcW w:w="0" w:type="auto"/>
-            <w:shd w:val="clear" w:color="auto" w:fill="auto"/>
-            <w:vAlign w:val="center"/>
-          </w:tcPr>
-          <w:p>
-            <w:pPr>
-              <w:keepNext w:val="0"/>
-              <w:keepLines w:val="0"/>
-              <w:widowControl/>
-              <w:suppressLineNumbers w:val="0"/>
-              <w:jc w:val="left"/>
-            </w:pPr>
-            <w:r>
-              <w:rPr>
-                <w:rFonts w:ascii="SimSun" w:hAnsi="SimSun" w:eastAsia="SimSun" w:cs="SimSun"/>
-                <w:kern w:val="0"/>
-                <w:sz w:val="24"/>
-                <w:szCs w:val="24"/>
-                <w:lang w:val="en-US" w:eastAsia="zh-CN" w:bidi="ar"/>
-              </w:rPr>
-              <w:t>SCP / Heap</w:t>
-            </w:r>
-          </w:p>
-        </w:tc>
-        <w:tc>
-          <w:tcPr>
-            <w:tcW w:w="0" w:type="auto"/>
-            <w:shd w:val="clear" w:color="auto" w:fill="auto"/>
-            <w:vAlign w:val="center"/>
-          </w:tcPr>
-          <w:p>
-            <w:pPr>
-              <w:keepNext w:val="0"/>
-              <w:keepLines w:val="0"/>
-              <w:widowControl/>
-              <w:suppressLineNumbers w:val="0"/>
-              <w:jc w:val="left"/>
-            </w:pPr>
-            <w:r>
-              <w:rPr>
-                <w:rFonts w:ascii="SimSun" w:hAnsi="SimSun" w:eastAsia="SimSun" w:cs="SimSun"/>
-                <w:kern w:val="0"/>
-                <w:sz w:val="24"/>
-                <w:szCs w:val="24"/>
-                <w:lang w:val="en-US" w:eastAsia="zh-CN" w:bidi="ar"/>
-              </w:rPr>
-              <w:t>Heap</w:t>
-            </w:r>
-          </w:p>
-        </w:tc>
-        <w:tc>
-          <w:tcPr>
-            <w:tcW w:w="0" w:type="auto"/>
-            <w:shd w:val="clear" w:color="auto" w:fill="auto"/>
-            <w:vAlign w:val="center"/>
-          </w:tcPr>
-          <w:p>
-            <w:pPr>
-              <w:keepNext w:val="0"/>
-              <w:keepLines w:val="0"/>
-              <w:widowControl/>
-              <w:suppressLineNumbers w:val="0"/>
-              <w:jc w:val="left"/>
-            </w:pPr>
-            <w:r>
-              <w:rPr>
-                <w:rFonts w:ascii="SimSun" w:hAnsi="SimSun" w:eastAsia="SimSun" w:cs="SimSun"/>
-                <w:kern w:val="0"/>
-                <w:sz w:val="24"/>
-                <w:szCs w:val="24"/>
-                <w:lang w:val="en-US" w:eastAsia="zh-CN" w:bidi="ar"/>
-              </w:rPr>
-              <w:t>Heap</w:t>
+              <w:t>StringBuilder</w:t>
             </w:r>
           </w:p>
         </w:tc>
@@ -6307,7 +5832,7 @@
                 <w:szCs w:val="24"/>
                 <w:lang w:val="en-US" w:eastAsia="zh-CN" w:bidi="ar"/>
               </w:rPr>
-              <w:t>Synchronization</w:t>
+              <w:t>Mutable</w:t>
             </w:r>
           </w:p>
         </w:tc>
@@ -6333,7 +5858,7 @@
                 <w:szCs w:val="24"/>
                 <w:lang w:val="en-US" w:eastAsia="zh-CN" w:bidi="ar"/>
               </w:rPr>
-              <w:t>Not needed</w:t>
+              <w:t xml:space="preserve"> No</w:t>
             </w:r>
           </w:p>
         </w:tc>
@@ -6385,7 +5910,7 @@
                 <w:szCs w:val="24"/>
                 <w:lang w:val="en-US" w:eastAsia="zh-CN" w:bidi="ar"/>
               </w:rPr>
-              <w:t>No</w:t>
+              <w:t xml:space="preserve"> Yes</w:t>
             </w:r>
           </w:p>
         </w:tc>
@@ -6433,7 +5958,7 @@
                 <w:szCs w:val="24"/>
                 <w:lang w:val="en-US" w:eastAsia="zh-CN" w:bidi="ar"/>
               </w:rPr>
-              <w:t>Use in loops</w:t>
+              <w:t>Thread-safe</w:t>
             </w:r>
           </w:p>
         </w:tc>
@@ -6459,7 +5984,7 @@
                 <w:szCs w:val="24"/>
                 <w:lang w:val="en-US" w:eastAsia="zh-CN" w:bidi="ar"/>
               </w:rPr>
-              <w:t>Bad</w:t>
+              <w:t>Yes (immutable)</w:t>
             </w:r>
           </w:p>
         </w:tc>
@@ -6485,7 +6010,7 @@
                 <w:szCs w:val="24"/>
                 <w:lang w:val="en-US" w:eastAsia="zh-CN" w:bidi="ar"/>
               </w:rPr>
-              <w:t xml:space="preserve"> OK</w:t>
+              <w:t>Yes (synchronized)</w:t>
             </w:r>
           </w:p>
         </w:tc>
@@ -6511,7 +6036,7 @@
                 <w:szCs w:val="24"/>
                 <w:lang w:val="en-US" w:eastAsia="zh-CN" w:bidi="ar"/>
               </w:rPr>
-              <w:t xml:space="preserve"> Best</w:t>
+              <w:t xml:space="preserve"> No</w:t>
             </w:r>
           </w:p>
         </w:tc>
@@ -6526,6 +6051,7 @@
             <w:insideH w:val="none" w:color="auto" w:sz="0" w:space="0"/>
             <w:insideV w:val="none" w:color="auto" w:sz="0" w:space="0"/>
           </w:tblBorders>
+          <w:shd w:val="clear" w:color="auto" w:fill="auto"/>
           <w:tblCellMar>
             <w:top w:w="15" w:type="dxa"/>
             <w:left w:w="15" w:type="dxa"/>
@@ -6558,7 +6084,7 @@
                 <w:szCs w:val="24"/>
                 <w:lang w:val="en-US" w:eastAsia="zh-CN" w:bidi="ar"/>
               </w:rPr>
-              <w:t>Introduced in</w:t>
+              <w:t>Performance</w:t>
             </w:r>
           </w:p>
         </w:tc>
@@ -6584,7 +6110,7 @@
                 <w:szCs w:val="24"/>
                 <w:lang w:val="en-US" w:eastAsia="zh-CN" w:bidi="ar"/>
               </w:rPr>
-              <w:t>Java 1.0</w:t>
+              <w:t>Slow (concat creates objects)</w:t>
             </w:r>
           </w:p>
         </w:tc>
@@ -6610,7 +6136,7 @@
                 <w:szCs w:val="24"/>
                 <w:lang w:val="en-US" w:eastAsia="zh-CN" w:bidi="ar"/>
               </w:rPr>
-              <w:t>Java 1.0</w:t>
+              <w:t>Slow (synchronization overhead)</w:t>
             </w:r>
           </w:p>
         </w:tc>
@@ -6636,13 +6162,525 @@
                 <w:szCs w:val="24"/>
                 <w:lang w:val="en-US" w:eastAsia="zh-CN" w:bidi="ar"/>
               </w:rPr>
-              <w:t>Java 1.5</w:t>
+              <w:t>Fast</w:t>
             </w:r>
           </w:p>
         </w:tc>
       </w:tr>
       <w:tr>
         <w:tblPrEx>
+          <w:tblBorders>
+            <w:top w:val="none" w:color="auto" w:sz="0" w:space="0"/>
+            <w:left w:val="none" w:color="auto" w:sz="0" w:space="0"/>
+            <w:bottom w:val="none" w:color="auto" w:sz="0" w:space="0"/>
+            <w:right w:val="none" w:color="auto" w:sz="0" w:space="0"/>
+            <w:insideH w:val="none" w:color="auto" w:sz="0" w:space="0"/>
+            <w:insideV w:val="none" w:color="auto" w:sz="0" w:space="0"/>
+          </w:tblBorders>
+          <w:shd w:val="clear" w:color="auto" w:fill="auto"/>
+          <w:tblCellMar>
+            <w:top w:w="15" w:type="dxa"/>
+            <w:left w:w="15" w:type="dxa"/>
+            <w:bottom w:w="15" w:type="dxa"/>
+            <w:right w:w="15" w:type="dxa"/>
+          </w:tblCellMar>
+        </w:tblPrEx>
+        <w:trPr>
+          <w:tblCellSpacing w:w="15" w:type="dxa"/>
+        </w:trPr>
+        <w:tc>
+          <w:tcPr>
+            <w:tcW w:w="0" w:type="auto"/>
+            <w:shd w:val="clear" w:color="auto" w:fill="auto"/>
+            <w:vAlign w:val="center"/>
+          </w:tcPr>
+          <w:p>
+            <w:pPr>
+              <w:keepNext w:val="0"/>
+              <w:keepLines w:val="0"/>
+              <w:widowControl/>
+              <w:suppressLineNumbers w:val="0"/>
+              <w:jc w:val="left"/>
+            </w:pPr>
+            <w:r>
+              <w:rPr>
+                <w:rFonts w:ascii="SimSun" w:hAnsi="SimSun" w:eastAsia="SimSun" w:cs="SimSun"/>
+                <w:kern w:val="0"/>
+                <w:sz w:val="24"/>
+                <w:szCs w:val="24"/>
+                <w:lang w:val="en-US" w:eastAsia="zh-CN" w:bidi="ar"/>
+              </w:rPr>
+              <w:t>Memory location</w:t>
+            </w:r>
+          </w:p>
+        </w:tc>
+        <w:tc>
+          <w:tcPr>
+            <w:tcW w:w="0" w:type="auto"/>
+            <w:shd w:val="clear" w:color="auto" w:fill="auto"/>
+            <w:vAlign w:val="center"/>
+          </w:tcPr>
+          <w:p>
+            <w:pPr>
+              <w:keepNext w:val="0"/>
+              <w:keepLines w:val="0"/>
+              <w:widowControl/>
+              <w:suppressLineNumbers w:val="0"/>
+              <w:jc w:val="left"/>
+            </w:pPr>
+            <w:r>
+              <w:rPr>
+                <w:rFonts w:ascii="SimSun" w:hAnsi="SimSun" w:eastAsia="SimSun" w:cs="SimSun"/>
+                <w:kern w:val="0"/>
+                <w:sz w:val="24"/>
+                <w:szCs w:val="24"/>
+                <w:lang w:val="en-US" w:eastAsia="zh-CN" w:bidi="ar"/>
+              </w:rPr>
+              <w:t>SCP / Heap</w:t>
+            </w:r>
+          </w:p>
+        </w:tc>
+        <w:tc>
+          <w:tcPr>
+            <w:tcW w:w="0" w:type="auto"/>
+            <w:shd w:val="clear" w:color="auto" w:fill="auto"/>
+            <w:vAlign w:val="center"/>
+          </w:tcPr>
+          <w:p>
+            <w:pPr>
+              <w:keepNext w:val="0"/>
+              <w:keepLines w:val="0"/>
+              <w:widowControl/>
+              <w:suppressLineNumbers w:val="0"/>
+              <w:jc w:val="left"/>
+            </w:pPr>
+            <w:r>
+              <w:rPr>
+                <w:rFonts w:ascii="SimSun" w:hAnsi="SimSun" w:eastAsia="SimSun" w:cs="SimSun"/>
+                <w:kern w:val="0"/>
+                <w:sz w:val="24"/>
+                <w:szCs w:val="24"/>
+                <w:lang w:val="en-US" w:eastAsia="zh-CN" w:bidi="ar"/>
+              </w:rPr>
+              <w:t>Heap</w:t>
+            </w:r>
+          </w:p>
+        </w:tc>
+        <w:tc>
+          <w:tcPr>
+            <w:tcW w:w="0" w:type="auto"/>
+            <w:shd w:val="clear" w:color="auto" w:fill="auto"/>
+            <w:vAlign w:val="center"/>
+          </w:tcPr>
+          <w:p>
+            <w:pPr>
+              <w:keepNext w:val="0"/>
+              <w:keepLines w:val="0"/>
+              <w:widowControl/>
+              <w:suppressLineNumbers w:val="0"/>
+              <w:jc w:val="left"/>
+            </w:pPr>
+            <w:r>
+              <w:rPr>
+                <w:rFonts w:ascii="SimSun" w:hAnsi="SimSun" w:eastAsia="SimSun" w:cs="SimSun"/>
+                <w:kern w:val="0"/>
+                <w:sz w:val="24"/>
+                <w:szCs w:val="24"/>
+                <w:lang w:val="en-US" w:eastAsia="zh-CN" w:bidi="ar"/>
+              </w:rPr>
+              <w:t>Heap</w:t>
+            </w:r>
+          </w:p>
+        </w:tc>
+      </w:tr>
+      <w:tr>
+        <w:tblPrEx>
+          <w:tblBorders>
+            <w:top w:val="none" w:color="auto" w:sz="0" w:space="0"/>
+            <w:left w:val="none" w:color="auto" w:sz="0" w:space="0"/>
+            <w:bottom w:val="none" w:color="auto" w:sz="0" w:space="0"/>
+            <w:right w:val="none" w:color="auto" w:sz="0" w:space="0"/>
+            <w:insideH w:val="none" w:color="auto" w:sz="0" w:space="0"/>
+            <w:insideV w:val="none" w:color="auto" w:sz="0" w:space="0"/>
+          </w:tblBorders>
+          <w:shd w:val="clear" w:color="auto" w:fill="auto"/>
+          <w:tblCellMar>
+            <w:top w:w="15" w:type="dxa"/>
+            <w:left w:w="15" w:type="dxa"/>
+            <w:bottom w:w="15" w:type="dxa"/>
+            <w:right w:w="15" w:type="dxa"/>
+          </w:tblCellMar>
+        </w:tblPrEx>
+        <w:trPr>
+          <w:tblCellSpacing w:w="15" w:type="dxa"/>
+        </w:trPr>
+        <w:tc>
+          <w:tcPr>
+            <w:tcW w:w="0" w:type="auto"/>
+            <w:shd w:val="clear" w:color="auto" w:fill="auto"/>
+            <w:vAlign w:val="center"/>
+          </w:tcPr>
+          <w:p>
+            <w:pPr>
+              <w:keepNext w:val="0"/>
+              <w:keepLines w:val="0"/>
+              <w:widowControl/>
+              <w:suppressLineNumbers w:val="0"/>
+              <w:jc w:val="left"/>
+            </w:pPr>
+            <w:r>
+              <w:rPr>
+                <w:rFonts w:ascii="SimSun" w:hAnsi="SimSun" w:eastAsia="SimSun" w:cs="SimSun"/>
+                <w:kern w:val="0"/>
+                <w:sz w:val="24"/>
+                <w:szCs w:val="24"/>
+                <w:lang w:val="en-US" w:eastAsia="zh-CN" w:bidi="ar"/>
+              </w:rPr>
+              <w:t>Synchronization</w:t>
+            </w:r>
+          </w:p>
+        </w:tc>
+        <w:tc>
+          <w:tcPr>
+            <w:tcW w:w="0" w:type="auto"/>
+            <w:shd w:val="clear" w:color="auto" w:fill="auto"/>
+            <w:vAlign w:val="center"/>
+          </w:tcPr>
+          <w:p>
+            <w:pPr>
+              <w:keepNext w:val="0"/>
+              <w:keepLines w:val="0"/>
+              <w:widowControl/>
+              <w:suppressLineNumbers w:val="0"/>
+              <w:jc w:val="left"/>
+            </w:pPr>
+            <w:r>
+              <w:rPr>
+                <w:rFonts w:ascii="SimSun" w:hAnsi="SimSun" w:eastAsia="SimSun" w:cs="SimSun"/>
+                <w:kern w:val="0"/>
+                <w:sz w:val="24"/>
+                <w:szCs w:val="24"/>
+                <w:lang w:val="en-US" w:eastAsia="zh-CN" w:bidi="ar"/>
+              </w:rPr>
+              <w:t>Not needed</w:t>
+            </w:r>
+          </w:p>
+        </w:tc>
+        <w:tc>
+          <w:tcPr>
+            <w:tcW w:w="0" w:type="auto"/>
+            <w:shd w:val="clear" w:color="auto" w:fill="auto"/>
+            <w:vAlign w:val="center"/>
+          </w:tcPr>
+          <w:p>
+            <w:pPr>
+              <w:keepNext w:val="0"/>
+              <w:keepLines w:val="0"/>
+              <w:widowControl/>
+              <w:suppressLineNumbers w:val="0"/>
+              <w:jc w:val="left"/>
+            </w:pPr>
+            <w:r>
+              <w:rPr>
+                <w:rFonts w:ascii="SimSun" w:hAnsi="SimSun" w:eastAsia="SimSun" w:cs="SimSun"/>
+                <w:kern w:val="0"/>
+                <w:sz w:val="24"/>
+                <w:szCs w:val="24"/>
+                <w:lang w:val="en-US" w:eastAsia="zh-CN" w:bidi="ar"/>
+              </w:rPr>
+              <w:t>Yes</w:t>
+            </w:r>
+          </w:p>
+        </w:tc>
+        <w:tc>
+          <w:tcPr>
+            <w:tcW w:w="0" w:type="auto"/>
+            <w:shd w:val="clear" w:color="auto" w:fill="auto"/>
+            <w:vAlign w:val="center"/>
+          </w:tcPr>
+          <w:p>
+            <w:pPr>
+              <w:keepNext w:val="0"/>
+              <w:keepLines w:val="0"/>
+              <w:widowControl/>
+              <w:suppressLineNumbers w:val="0"/>
+              <w:jc w:val="left"/>
+            </w:pPr>
+            <w:r>
+              <w:rPr>
+                <w:rFonts w:ascii="SimSun" w:hAnsi="SimSun" w:eastAsia="SimSun" w:cs="SimSun"/>
+                <w:kern w:val="0"/>
+                <w:sz w:val="24"/>
+                <w:szCs w:val="24"/>
+                <w:lang w:val="en-US" w:eastAsia="zh-CN" w:bidi="ar"/>
+              </w:rPr>
+              <w:t>No</w:t>
+            </w:r>
+          </w:p>
+        </w:tc>
+      </w:tr>
+      <w:tr>
+        <w:tblPrEx>
+          <w:tblBorders>
+            <w:top w:val="none" w:color="auto" w:sz="0" w:space="0"/>
+            <w:left w:val="none" w:color="auto" w:sz="0" w:space="0"/>
+            <w:bottom w:val="none" w:color="auto" w:sz="0" w:space="0"/>
+            <w:right w:val="none" w:color="auto" w:sz="0" w:space="0"/>
+            <w:insideH w:val="none" w:color="auto" w:sz="0" w:space="0"/>
+            <w:insideV w:val="none" w:color="auto" w:sz="0" w:space="0"/>
+          </w:tblBorders>
+          <w:shd w:val="clear" w:color="auto" w:fill="auto"/>
+          <w:tblCellMar>
+            <w:top w:w="15" w:type="dxa"/>
+            <w:left w:w="15" w:type="dxa"/>
+            <w:bottom w:w="15" w:type="dxa"/>
+            <w:right w:w="15" w:type="dxa"/>
+          </w:tblCellMar>
+        </w:tblPrEx>
+        <w:trPr>
+          <w:tblCellSpacing w:w="15" w:type="dxa"/>
+        </w:trPr>
+        <w:tc>
+          <w:tcPr>
+            <w:tcW w:w="0" w:type="auto"/>
+            <w:shd w:val="clear" w:color="auto" w:fill="auto"/>
+            <w:vAlign w:val="center"/>
+          </w:tcPr>
+          <w:p>
+            <w:pPr>
+              <w:keepNext w:val="0"/>
+              <w:keepLines w:val="0"/>
+              <w:widowControl/>
+              <w:suppressLineNumbers w:val="0"/>
+              <w:jc w:val="left"/>
+            </w:pPr>
+            <w:r>
+              <w:rPr>
+                <w:rFonts w:ascii="SimSun" w:hAnsi="SimSun" w:eastAsia="SimSun" w:cs="SimSun"/>
+                <w:kern w:val="0"/>
+                <w:sz w:val="24"/>
+                <w:szCs w:val="24"/>
+                <w:lang w:val="en-US" w:eastAsia="zh-CN" w:bidi="ar"/>
+              </w:rPr>
+              <w:t>Use in loops</w:t>
+            </w:r>
+          </w:p>
+        </w:tc>
+        <w:tc>
+          <w:tcPr>
+            <w:tcW w:w="0" w:type="auto"/>
+            <w:shd w:val="clear" w:color="auto" w:fill="auto"/>
+            <w:vAlign w:val="center"/>
+          </w:tcPr>
+          <w:p>
+            <w:pPr>
+              <w:keepNext w:val="0"/>
+              <w:keepLines w:val="0"/>
+              <w:widowControl/>
+              <w:suppressLineNumbers w:val="0"/>
+              <w:jc w:val="left"/>
+            </w:pPr>
+            <w:r>
+              <w:rPr>
+                <w:rFonts w:ascii="SimSun" w:hAnsi="SimSun" w:eastAsia="SimSun" w:cs="SimSun"/>
+                <w:kern w:val="0"/>
+                <w:sz w:val="24"/>
+                <w:szCs w:val="24"/>
+                <w:lang w:val="en-US" w:eastAsia="zh-CN" w:bidi="ar"/>
+              </w:rPr>
+              <w:t>Bad</w:t>
+            </w:r>
+          </w:p>
+        </w:tc>
+        <w:tc>
+          <w:tcPr>
+            <w:tcW w:w="0" w:type="auto"/>
+            <w:shd w:val="clear" w:color="auto" w:fill="auto"/>
+            <w:vAlign w:val="center"/>
+          </w:tcPr>
+          <w:p>
+            <w:pPr>
+              <w:keepNext w:val="0"/>
+              <w:keepLines w:val="0"/>
+              <w:widowControl/>
+              <w:suppressLineNumbers w:val="0"/>
+              <w:jc w:val="left"/>
+            </w:pPr>
+            <w:r>
+              <w:rPr>
+                <w:rFonts w:ascii="SimSun" w:hAnsi="SimSun" w:eastAsia="SimSun" w:cs="SimSun"/>
+                <w:kern w:val="0"/>
+                <w:sz w:val="24"/>
+                <w:szCs w:val="24"/>
+                <w:lang w:val="en-US" w:eastAsia="zh-CN" w:bidi="ar"/>
+              </w:rPr>
+              <w:t xml:space="preserve"> OK</w:t>
+            </w:r>
+          </w:p>
+        </w:tc>
+        <w:tc>
+          <w:tcPr>
+            <w:tcW w:w="0" w:type="auto"/>
+            <w:shd w:val="clear" w:color="auto" w:fill="auto"/>
+            <w:vAlign w:val="center"/>
+          </w:tcPr>
+          <w:p>
+            <w:pPr>
+              <w:keepNext w:val="0"/>
+              <w:keepLines w:val="0"/>
+              <w:widowControl/>
+              <w:suppressLineNumbers w:val="0"/>
+              <w:jc w:val="left"/>
+            </w:pPr>
+            <w:r>
+              <w:rPr>
+                <w:rFonts w:ascii="SimSun" w:hAnsi="SimSun" w:eastAsia="SimSun" w:cs="SimSun"/>
+                <w:kern w:val="0"/>
+                <w:sz w:val="24"/>
+                <w:szCs w:val="24"/>
+                <w:lang w:val="en-US" w:eastAsia="zh-CN" w:bidi="ar"/>
+              </w:rPr>
+              <w:t xml:space="preserve"> Best</w:t>
+            </w:r>
+          </w:p>
+        </w:tc>
+      </w:tr>
+      <w:tr>
+        <w:tblPrEx>
+          <w:tblBorders>
+            <w:top w:val="none" w:color="auto" w:sz="0" w:space="0"/>
+            <w:left w:val="none" w:color="auto" w:sz="0" w:space="0"/>
+            <w:bottom w:val="none" w:color="auto" w:sz="0" w:space="0"/>
+            <w:right w:val="none" w:color="auto" w:sz="0" w:space="0"/>
+            <w:insideH w:val="none" w:color="auto" w:sz="0" w:space="0"/>
+            <w:insideV w:val="none" w:color="auto" w:sz="0" w:space="0"/>
+          </w:tblBorders>
+          <w:shd w:val="clear" w:color="auto" w:fill="auto"/>
+          <w:tblCellMar>
+            <w:top w:w="15" w:type="dxa"/>
+            <w:left w:w="15" w:type="dxa"/>
+            <w:bottom w:w="15" w:type="dxa"/>
+            <w:right w:w="15" w:type="dxa"/>
+          </w:tblCellMar>
+        </w:tblPrEx>
+        <w:trPr>
+          <w:tblCellSpacing w:w="15" w:type="dxa"/>
+        </w:trPr>
+        <w:tc>
+          <w:tcPr>
+            <w:tcW w:w="0" w:type="auto"/>
+            <w:shd w:val="clear" w:color="auto" w:fill="auto"/>
+            <w:vAlign w:val="center"/>
+          </w:tcPr>
+          <w:p>
+            <w:pPr>
+              <w:keepNext w:val="0"/>
+              <w:keepLines w:val="0"/>
+              <w:widowControl/>
+              <w:suppressLineNumbers w:val="0"/>
+              <w:jc w:val="left"/>
+            </w:pPr>
+            <w:r>
+              <w:rPr>
+                <w:rFonts w:ascii="SimSun" w:hAnsi="SimSun" w:eastAsia="SimSun" w:cs="SimSun"/>
+                <w:kern w:val="0"/>
+                <w:sz w:val="24"/>
+                <w:szCs w:val="24"/>
+                <w:lang w:val="en-US" w:eastAsia="zh-CN" w:bidi="ar"/>
+              </w:rPr>
+              <w:t>Introduced in</w:t>
+            </w:r>
+          </w:p>
+        </w:tc>
+        <w:tc>
+          <w:tcPr>
+            <w:tcW w:w="0" w:type="auto"/>
+            <w:shd w:val="clear" w:color="auto" w:fill="auto"/>
+            <w:vAlign w:val="center"/>
+          </w:tcPr>
+          <w:p>
+            <w:pPr>
+              <w:keepNext w:val="0"/>
+              <w:keepLines w:val="0"/>
+              <w:widowControl/>
+              <w:suppressLineNumbers w:val="0"/>
+              <w:jc w:val="left"/>
+            </w:pPr>
+            <w:r>
+              <w:rPr>
+                <w:rFonts w:ascii="SimSun" w:hAnsi="SimSun" w:eastAsia="SimSun" w:cs="SimSun"/>
+                <w:kern w:val="0"/>
+                <w:sz w:val="24"/>
+                <w:szCs w:val="24"/>
+                <w:lang w:val="en-US" w:eastAsia="zh-CN" w:bidi="ar"/>
+              </w:rPr>
+              <w:t>Java 1.0</w:t>
+            </w:r>
+          </w:p>
+        </w:tc>
+        <w:tc>
+          <w:tcPr>
+            <w:tcW w:w="0" w:type="auto"/>
+            <w:shd w:val="clear" w:color="auto" w:fill="auto"/>
+            <w:vAlign w:val="center"/>
+          </w:tcPr>
+          <w:p>
+            <w:pPr>
+              <w:keepNext w:val="0"/>
+              <w:keepLines w:val="0"/>
+              <w:widowControl/>
+              <w:suppressLineNumbers w:val="0"/>
+              <w:jc w:val="left"/>
+            </w:pPr>
+            <w:r>
+              <w:rPr>
+                <w:rFonts w:ascii="SimSun" w:hAnsi="SimSun" w:eastAsia="SimSun" w:cs="SimSun"/>
+                <w:kern w:val="0"/>
+                <w:sz w:val="24"/>
+                <w:szCs w:val="24"/>
+                <w:lang w:val="en-US" w:eastAsia="zh-CN" w:bidi="ar"/>
+              </w:rPr>
+              <w:t>Java 1.0</w:t>
+            </w:r>
+          </w:p>
+        </w:tc>
+        <w:tc>
+          <w:tcPr>
+            <w:tcW w:w="0" w:type="auto"/>
+            <w:shd w:val="clear" w:color="auto" w:fill="auto"/>
+            <w:vAlign w:val="center"/>
+          </w:tcPr>
+          <w:p>
+            <w:pPr>
+              <w:keepNext w:val="0"/>
+              <w:keepLines w:val="0"/>
+              <w:widowControl/>
+              <w:suppressLineNumbers w:val="0"/>
+              <w:jc w:val="left"/>
+            </w:pPr>
+            <w:r>
+              <w:rPr>
+                <w:rFonts w:ascii="SimSun" w:hAnsi="SimSun" w:eastAsia="SimSun" w:cs="SimSun"/>
+                <w:kern w:val="0"/>
+                <w:sz w:val="24"/>
+                <w:szCs w:val="24"/>
+                <w:lang w:val="en-US" w:eastAsia="zh-CN" w:bidi="ar"/>
+              </w:rPr>
+              <w:t>Java 1.5</w:t>
+            </w:r>
+          </w:p>
+        </w:tc>
+      </w:tr>
+      <w:tr>
+        <w:tblPrEx>
+          <w:tblBorders>
+            <w:top w:val="none" w:color="auto" w:sz="0" w:space="0"/>
+            <w:left w:val="none" w:color="auto" w:sz="0" w:space="0"/>
+            <w:bottom w:val="none" w:color="auto" w:sz="0" w:space="0"/>
+            <w:right w:val="none" w:color="auto" w:sz="0" w:space="0"/>
+            <w:insideH w:val="none" w:color="auto" w:sz="0" w:space="0"/>
+            <w:insideV w:val="none" w:color="auto" w:sz="0" w:space="0"/>
+          </w:tblBorders>
           <w:shd w:val="clear" w:color="auto" w:fill="auto"/>
           <w:tblCellMar>
             <w:top w:w="15" w:type="dxa"/>
@@ -8430,12 +8468,6 @@
             <w:insideV w:val="none" w:color="auto" w:sz="0" w:space="0"/>
           </w:tblBorders>
           <w:shd w:val="clear" w:color="auto" w:fill="auto"/>
-          <w:tblCellMar>
-            <w:top w:w="15" w:type="dxa"/>
-            <w:left w:w="15" w:type="dxa"/>
-            <w:bottom w:w="15" w:type="dxa"/>
-            <w:right w:w="15" w:type="dxa"/>
-          </w:tblCellMar>
         </w:tblPrEx>
         <w:trPr>
           <w:tblHeader/>
@@ -8546,6 +8578,7 @@
             <w:insideH w:val="none" w:color="auto" w:sz="0" w:space="0"/>
             <w:insideV w:val="none" w:color="auto" w:sz="0" w:space="0"/>
           </w:tblBorders>
+          <w:shd w:val="clear" w:color="auto" w:fill="auto"/>
           <w:tblCellMar>
             <w:top w:w="15" w:type="dxa"/>
             <w:left w:w="15" w:type="dxa"/>
@@ -8645,6 +8678,7 @@
             <w:insideH w:val="none" w:color="auto" w:sz="0" w:space="0"/>
             <w:insideV w:val="none" w:color="auto" w:sz="0" w:space="0"/>
           </w:tblBorders>
+          <w:shd w:val="clear" w:color="auto" w:fill="auto"/>
           <w:tblCellMar>
             <w:top w:w="15" w:type="dxa"/>
             <w:left w:w="15" w:type="dxa"/>
@@ -8766,6 +8800,7 @@
             <w:insideH w:val="none" w:color="auto" w:sz="0" w:space="0"/>
             <w:insideV w:val="none" w:color="auto" w:sz="0" w:space="0"/>
           </w:tblBorders>
+          <w:shd w:val="clear" w:color="auto" w:fill="auto"/>
           <w:tblCellMar>
             <w:top w:w="15" w:type="dxa"/>
             <w:left w:w="15" w:type="dxa"/>
@@ -8866,6 +8901,7 @@
             <w:insideH w:val="none" w:color="auto" w:sz="0" w:space="0"/>
             <w:insideV w:val="none" w:color="auto" w:sz="0" w:space="0"/>
           </w:tblBorders>
+          <w:shd w:val="clear" w:color="auto" w:fill="auto"/>
           <w:tblCellMar>
             <w:top w:w="15" w:type="dxa"/>
             <w:left w:w="15" w:type="dxa"/>
@@ -11150,7 +11186,6 @@
             <w:insideH w:val="none" w:color="auto" w:sz="0" w:space="0"/>
             <w:insideV w:val="none" w:color="auto" w:sz="0" w:space="0"/>
           </w:tblBorders>
-          <w:shd w:val="clear" w:color="auto" w:fill="FFFFFF"/>
           <w:tblCellMar>
             <w:top w:w="15" w:type="dxa"/>
             <w:left w:w="15" w:type="dxa"/>
@@ -11646,6 +11681,7 @@
             <w:insideH w:val="none" w:color="auto" w:sz="0" w:space="0"/>
             <w:insideV w:val="none" w:color="auto" w:sz="0" w:space="0"/>
           </w:tblBorders>
+          <w:shd w:val="clear" w:color="auto" w:fill="FFFFFF"/>
           <w:tblCellMar>
             <w:top w:w="15" w:type="dxa"/>
             <w:left w:w="15" w:type="dxa"/>
@@ -12247,7 +12283,6 @@
             <w:insideH w:val="none" w:color="auto" w:sz="0" w:space="0"/>
             <w:insideV w:val="none" w:color="auto" w:sz="0" w:space="0"/>
           </w:tblBorders>
-          <w:shd w:val="clear" w:color="auto" w:fill="FFFFFF"/>
           <w:tblCellMar>
             <w:top w:w="15" w:type="dxa"/>
             <w:left w:w="15" w:type="dxa"/>
@@ -12495,7 +12530,6 @@
             <w:insideH w:val="none" w:color="auto" w:sz="0" w:space="0"/>
             <w:insideV w:val="none" w:color="auto" w:sz="0" w:space="0"/>
           </w:tblBorders>
-          <w:shd w:val="clear" w:color="auto" w:fill="FFFFFF"/>
           <w:tblCellMar>
             <w:top w:w="15" w:type="dxa"/>
             <w:left w:w="15" w:type="dxa"/>
@@ -12619,6 +12653,7 @@
             <w:insideH w:val="none" w:color="auto" w:sz="0" w:space="0"/>
             <w:insideV w:val="none" w:color="auto" w:sz="0" w:space="0"/>
           </w:tblBorders>
+          <w:shd w:val="clear" w:color="auto" w:fill="FFFFFF"/>
           <w:tblCellMar>
             <w:top w:w="15" w:type="dxa"/>
             <w:left w:w="15" w:type="dxa"/>
@@ -12865,7 +12900,6 @@
             <w:insideH w:val="none" w:color="auto" w:sz="0" w:space="0"/>
             <w:insideV w:val="none" w:color="auto" w:sz="0" w:space="0"/>
           </w:tblBorders>
-          <w:shd w:val="clear" w:color="auto" w:fill="FFFFFF"/>
           <w:tblCellMar>
             <w:top w:w="15" w:type="dxa"/>
             <w:left w:w="15" w:type="dxa"/>
@@ -13702,6 +13736,7 @@
             <w:insideH w:val="none" w:color="auto" w:sz="0" w:space="0"/>
             <w:insideV w:val="none" w:color="auto" w:sz="0" w:space="0"/>
           </w:tblBorders>
+          <w:shd w:val="clear" w:color="auto" w:fill="FFFFFF"/>
           <w:tblCellMar>
             <w:top w:w="15" w:type="dxa"/>
             <w:left w:w="15" w:type="dxa"/>
@@ -14073,6 +14108,7 @@
             <w:insideH w:val="none" w:color="auto" w:sz="0" w:space="0"/>
             <w:insideV w:val="none" w:color="auto" w:sz="0" w:space="0"/>
           </w:tblBorders>
+          <w:shd w:val="clear" w:color="auto" w:fill="FFFFFF"/>
           <w:tblCellMar>
             <w:top w:w="15" w:type="dxa"/>
             <w:left w:w="15" w:type="dxa"/>
@@ -14733,7 +14769,6 @@
             <w:insideH w:val="none" w:color="auto" w:sz="0" w:space="0"/>
             <w:insideV w:val="none" w:color="auto" w:sz="0" w:space="0"/>
           </w:tblBorders>
-          <w:shd w:val="clear" w:color="auto" w:fill="auto"/>
           <w:tblCellMar>
             <w:top w:w="15" w:type="dxa"/>
             <w:left w:w="15" w:type="dxa"/>
@@ -14808,101 +14843,6 @@
                 <w:lang w:val="en-US" w:eastAsia="zh-CN" w:bidi="ar"/>
               </w:rPr>
               <w:t>find()</w:t>
-            </w:r>
-          </w:p>
-        </w:tc>
-      </w:tr>
-      <w:tr>
-        <w:tblPrEx>
-          <w:tblBorders>
-            <w:top w:val="none" w:color="auto" w:sz="0" w:space="0"/>
-            <w:left w:val="none" w:color="auto" w:sz="0" w:space="0"/>
-            <w:bottom w:val="none" w:color="auto" w:sz="0" w:space="0"/>
-            <w:right w:val="none" w:color="auto" w:sz="0" w:space="0"/>
-            <w:insideH w:val="none" w:color="auto" w:sz="0" w:space="0"/>
-            <w:insideV w:val="none" w:color="auto" w:sz="0" w:space="0"/>
-          </w:tblBorders>
-          <w:tblCellMar>
-            <w:top w:w="15" w:type="dxa"/>
-            <w:left w:w="15" w:type="dxa"/>
-            <w:bottom w:w="15" w:type="dxa"/>
-            <w:right w:w="15" w:type="dxa"/>
-          </w:tblCellMar>
-        </w:tblPrEx>
-        <w:trPr>
-          <w:tblCellSpacing w:w="15" w:type="dxa"/>
-        </w:trPr>
-        <w:tc>
-          <w:tcPr>
-            <w:tcW w:w="0" w:type="auto"/>
-            <w:shd w:val="clear" w:color="auto" w:fill="auto"/>
-            <w:vAlign w:val="center"/>
-          </w:tcPr>
-          <w:p>
-            <w:pPr>
-              <w:keepNext w:val="0"/>
-              <w:keepLines w:val="0"/>
-              <w:widowControl/>
-              <w:suppressLineNumbers w:val="0"/>
-              <w:jc w:val="left"/>
-            </w:pPr>
-            <w:r>
-              <w:rPr>
-                <w:rFonts w:ascii="SimSun" w:hAnsi="SimSun" w:eastAsia="SimSun" w:cs="SimSun"/>
-                <w:kern w:val="0"/>
-                <w:sz w:val="24"/>
-                <w:szCs w:val="24"/>
-                <w:lang w:val="en-US" w:eastAsia="zh-CN" w:bidi="ar"/>
-              </w:rPr>
-              <w:t xml:space="preserve">Matches </w:t>
-            </w:r>
-            <w:r>
-              <w:rPr>
-                <w:rStyle w:val="13"/>
-                <w:rFonts w:ascii="SimSun" w:hAnsi="SimSun" w:eastAsia="SimSun" w:cs="SimSun"/>
-                <w:kern w:val="0"/>
-                <w:sz w:val="24"/>
-                <w:szCs w:val="24"/>
-                <w:lang w:val="en-US" w:eastAsia="zh-CN" w:bidi="ar"/>
-              </w:rPr>
-              <w:t>entire string</w:t>
-            </w:r>
-          </w:p>
-        </w:tc>
-        <w:tc>
-          <w:tcPr>
-            <w:tcW w:w="0" w:type="auto"/>
-            <w:shd w:val="clear" w:color="auto" w:fill="auto"/>
-            <w:vAlign w:val="center"/>
-          </w:tcPr>
-          <w:p>
-            <w:pPr>
-              <w:keepNext w:val="0"/>
-              <w:keepLines w:val="0"/>
-              <w:widowControl/>
-              <w:suppressLineNumbers w:val="0"/>
-              <w:jc w:val="left"/>
-            </w:pPr>
-            <w:r>
-              <w:rPr>
-                <w:rFonts w:ascii="SimSun" w:hAnsi="SimSun" w:eastAsia="SimSun" w:cs="SimSun"/>
-                <w:kern w:val="0"/>
-                <w:sz w:val="24"/>
-                <w:szCs w:val="24"/>
-                <w:lang w:val="en-US" w:eastAsia="zh-CN" w:bidi="ar"/>
-              </w:rPr>
-              <w:t xml:space="preserve">Matches </w:t>
-            </w:r>
-            <w:r>
-              <w:rPr>
-                <w:rStyle w:val="13"/>
-                <w:rFonts w:ascii="SimSun" w:hAnsi="SimSun" w:eastAsia="SimSun" w:cs="SimSun"/>
-                <w:kern w:val="0"/>
-                <w:sz w:val="24"/>
-                <w:szCs w:val="24"/>
-                <w:lang w:val="en-US" w:eastAsia="zh-CN" w:bidi="ar"/>
-              </w:rPr>
-              <w:t>partial substring</w:t>
             </w:r>
           </w:p>
         </w:tc>
@@ -14950,7 +14890,7 @@
                 <w:szCs w:val="24"/>
                 <w:lang w:val="en-US" w:eastAsia="zh-CN" w:bidi="ar"/>
               </w:rPr>
-              <w:t xml:space="preserve">Implicitly </w:t>
+              <w:t xml:space="preserve">Matches </w:t>
             </w:r>
             <w:r>
               <w:rPr>
@@ -14961,8 +14901,24 @@
                 <w:szCs w:val="24"/>
                 <w:lang w:val="en-US" w:eastAsia="zh-CN" w:bidi="ar"/>
               </w:rPr>
-              <w:t>anchored</w:t>
-            </w:r>
+              <w:t>entire string</w:t>
+            </w:r>
+          </w:p>
+        </w:tc>
+        <w:tc>
+          <w:tcPr>
+            <w:tcW w:w="0" w:type="auto"/>
+            <w:shd w:val="clear" w:color="auto" w:fill="auto"/>
+            <w:vAlign w:val="center"/>
+          </w:tcPr>
+          <w:p>
+            <w:pPr>
+              <w:keepNext w:val="0"/>
+              <w:keepLines w:val="0"/>
+              <w:widowControl/>
+              <w:suppressLineNumbers w:val="0"/>
+              <w:jc w:val="left"/>
+            </w:pPr>
             <w:r>
               <w:rPr>
                 <w:rFonts w:ascii="SimSun" w:hAnsi="SimSun" w:eastAsia="SimSun" w:cs="SimSun"/>
@@ -14971,75 +14927,18 @@
                 <w:szCs w:val="24"/>
                 <w:lang w:val="en-US" w:eastAsia="zh-CN" w:bidi="ar"/>
               </w:rPr>
-              <w:t xml:space="preserve"> (</w:t>
-            </w:r>
-            <w:r>
-              <w:rPr>
-                <w:rStyle w:val="9"/>
+              <w:t xml:space="preserve">Matches </w:t>
+            </w:r>
+            <w:r>
+              <w:rPr>
+                <w:rStyle w:val="13"/>
                 <w:rFonts w:ascii="SimSun" w:hAnsi="SimSun" w:eastAsia="SimSun" w:cs="SimSun"/>
                 <w:kern w:val="0"/>
                 <w:sz w:val="24"/>
                 <w:szCs w:val="24"/>
                 <w:lang w:val="en-US" w:eastAsia="zh-CN" w:bidi="ar"/>
               </w:rPr>
-              <w:t>^</w:t>
-            </w:r>
-            <w:r>
-              <w:rPr>
-                <w:rFonts w:ascii="SimSun" w:hAnsi="SimSun" w:eastAsia="SimSun" w:cs="SimSun"/>
-                <w:kern w:val="0"/>
-                <w:sz w:val="24"/>
-                <w:szCs w:val="24"/>
-                <w:lang w:val="en-US" w:eastAsia="zh-CN" w:bidi="ar"/>
-              </w:rPr>
-              <w:t xml:space="preserve"> and </w:t>
-            </w:r>
-            <w:r>
-              <w:rPr>
-                <w:rStyle w:val="9"/>
-                <w:rFonts w:ascii="SimSun" w:hAnsi="SimSun" w:eastAsia="SimSun" w:cs="SimSun"/>
-                <w:kern w:val="0"/>
-                <w:sz w:val="24"/>
-                <w:szCs w:val="24"/>
-                <w:lang w:val="en-US" w:eastAsia="zh-CN" w:bidi="ar"/>
-              </w:rPr>
-              <w:t>$</w:t>
-            </w:r>
-            <w:r>
-              <w:rPr>
-                <w:rFonts w:ascii="SimSun" w:hAnsi="SimSun" w:eastAsia="SimSun" w:cs="SimSun"/>
-                <w:kern w:val="0"/>
-                <w:sz w:val="24"/>
-                <w:szCs w:val="24"/>
-                <w:lang w:val="en-US" w:eastAsia="zh-CN" w:bidi="ar"/>
-              </w:rPr>
-              <w:t>)</w:t>
-            </w:r>
-          </w:p>
-        </w:tc>
-        <w:tc>
-          <w:tcPr>
-            <w:tcW w:w="0" w:type="auto"/>
-            <w:shd w:val="clear" w:color="auto" w:fill="auto"/>
-            <w:vAlign w:val="center"/>
-          </w:tcPr>
-          <w:p>
-            <w:pPr>
-              <w:keepNext w:val="0"/>
-              <w:keepLines w:val="0"/>
-              <w:widowControl/>
-              <w:suppressLineNumbers w:val="0"/>
-              <w:jc w:val="left"/>
-            </w:pPr>
-            <w:r>
-              <w:rPr>
-                <w:rFonts w:ascii="SimSun" w:hAnsi="SimSun" w:eastAsia="SimSun" w:cs="SimSun"/>
-                <w:kern w:val="0"/>
-                <w:sz w:val="24"/>
-                <w:szCs w:val="24"/>
-                <w:lang w:val="en-US" w:eastAsia="zh-CN" w:bidi="ar"/>
-              </w:rPr>
-              <w:t>Searches anywhere in string</w:t>
+              <w:t>partial substring</w:t>
             </w:r>
           </w:p>
         </w:tc>
@@ -15054,6 +14953,144 @@
             <w:insideH w:val="none" w:color="auto" w:sz="0" w:space="0"/>
             <w:insideV w:val="none" w:color="auto" w:sz="0" w:space="0"/>
           </w:tblBorders>
+          <w:shd w:val="clear" w:color="auto" w:fill="auto"/>
+          <w:tblCellMar>
+            <w:top w:w="15" w:type="dxa"/>
+            <w:left w:w="15" w:type="dxa"/>
+            <w:bottom w:w="15" w:type="dxa"/>
+            <w:right w:w="15" w:type="dxa"/>
+          </w:tblCellMar>
+        </w:tblPrEx>
+        <w:trPr>
+          <w:tblCellSpacing w:w="15" w:type="dxa"/>
+        </w:trPr>
+        <w:tc>
+          <w:tcPr>
+            <w:tcW w:w="0" w:type="auto"/>
+            <w:shd w:val="clear" w:color="auto" w:fill="auto"/>
+            <w:vAlign w:val="center"/>
+          </w:tcPr>
+          <w:p>
+            <w:pPr>
+              <w:keepNext w:val="0"/>
+              <w:keepLines w:val="0"/>
+              <w:widowControl/>
+              <w:suppressLineNumbers w:val="0"/>
+              <w:jc w:val="left"/>
+            </w:pPr>
+            <w:r>
+              <w:rPr>
+                <w:rFonts w:ascii="SimSun" w:hAnsi="SimSun" w:eastAsia="SimSun" w:cs="SimSun"/>
+                <w:kern w:val="0"/>
+                <w:sz w:val="24"/>
+                <w:szCs w:val="24"/>
+                <w:lang w:val="en-US" w:eastAsia="zh-CN" w:bidi="ar"/>
+              </w:rPr>
+              <w:t xml:space="preserve">Implicitly </w:t>
+            </w:r>
+            <w:r>
+              <w:rPr>
+                <w:rStyle w:val="13"/>
+                <w:rFonts w:ascii="SimSun" w:hAnsi="SimSun" w:eastAsia="SimSun" w:cs="SimSun"/>
+                <w:kern w:val="0"/>
+                <w:sz w:val="24"/>
+                <w:szCs w:val="24"/>
+                <w:lang w:val="en-US" w:eastAsia="zh-CN" w:bidi="ar"/>
+              </w:rPr>
+              <w:t>anchored</w:t>
+            </w:r>
+            <w:r>
+              <w:rPr>
+                <w:rFonts w:ascii="SimSun" w:hAnsi="SimSun" w:eastAsia="SimSun" w:cs="SimSun"/>
+                <w:kern w:val="0"/>
+                <w:sz w:val="24"/>
+                <w:szCs w:val="24"/>
+                <w:lang w:val="en-US" w:eastAsia="zh-CN" w:bidi="ar"/>
+              </w:rPr>
+              <w:t xml:space="preserve"> (</w:t>
+            </w:r>
+            <w:r>
+              <w:rPr>
+                <w:rStyle w:val="9"/>
+                <w:rFonts w:ascii="SimSun" w:hAnsi="SimSun" w:eastAsia="SimSun" w:cs="SimSun"/>
+                <w:kern w:val="0"/>
+                <w:sz w:val="24"/>
+                <w:szCs w:val="24"/>
+                <w:lang w:val="en-US" w:eastAsia="zh-CN" w:bidi="ar"/>
+              </w:rPr>
+              <w:t>^</w:t>
+            </w:r>
+            <w:r>
+              <w:rPr>
+                <w:rFonts w:ascii="SimSun" w:hAnsi="SimSun" w:eastAsia="SimSun" w:cs="SimSun"/>
+                <w:kern w:val="0"/>
+                <w:sz w:val="24"/>
+                <w:szCs w:val="24"/>
+                <w:lang w:val="en-US" w:eastAsia="zh-CN" w:bidi="ar"/>
+              </w:rPr>
+              <w:t xml:space="preserve"> and </w:t>
+            </w:r>
+            <w:r>
+              <w:rPr>
+                <w:rStyle w:val="9"/>
+                <w:rFonts w:ascii="SimSun" w:hAnsi="SimSun" w:eastAsia="SimSun" w:cs="SimSun"/>
+                <w:kern w:val="0"/>
+                <w:sz w:val="24"/>
+                <w:szCs w:val="24"/>
+                <w:lang w:val="en-US" w:eastAsia="zh-CN" w:bidi="ar"/>
+              </w:rPr>
+              <w:t>$</w:t>
+            </w:r>
+            <w:r>
+              <w:rPr>
+                <w:rFonts w:ascii="SimSun" w:hAnsi="SimSun" w:eastAsia="SimSun" w:cs="SimSun"/>
+                <w:kern w:val="0"/>
+                <w:sz w:val="24"/>
+                <w:szCs w:val="24"/>
+                <w:lang w:val="en-US" w:eastAsia="zh-CN" w:bidi="ar"/>
+              </w:rPr>
+              <w:t>)</w:t>
+            </w:r>
+          </w:p>
+        </w:tc>
+        <w:tc>
+          <w:tcPr>
+            <w:tcW w:w="0" w:type="auto"/>
+            <w:shd w:val="clear" w:color="auto" w:fill="auto"/>
+            <w:vAlign w:val="center"/>
+          </w:tcPr>
+          <w:p>
+            <w:pPr>
+              <w:keepNext w:val="0"/>
+              <w:keepLines w:val="0"/>
+              <w:widowControl/>
+              <w:suppressLineNumbers w:val="0"/>
+              <w:jc w:val="left"/>
+            </w:pPr>
+            <w:r>
+              <w:rPr>
+                <w:rFonts w:ascii="SimSun" w:hAnsi="SimSun" w:eastAsia="SimSun" w:cs="SimSun"/>
+                <w:kern w:val="0"/>
+                <w:sz w:val="24"/>
+                <w:szCs w:val="24"/>
+                <w:lang w:val="en-US" w:eastAsia="zh-CN" w:bidi="ar"/>
+              </w:rPr>
+              <w:t>Searches anywhere in string</w:t>
+            </w:r>
+          </w:p>
+        </w:tc>
+      </w:tr>
+      <w:tr>
+        <w:tblPrEx>
+          <w:tblBorders>
+            <w:top w:val="none" w:color="auto" w:sz="0" w:space="0"/>
+            <w:left w:val="none" w:color="auto" w:sz="0" w:space="0"/>
+            <w:bottom w:val="none" w:color="auto" w:sz="0" w:space="0"/>
+            <w:right w:val="none" w:color="auto" w:sz="0" w:space="0"/>
+            <w:insideH w:val="none" w:color="auto" w:sz="0" w:space="0"/>
+            <w:insideV w:val="none" w:color="auto" w:sz="0" w:space="0"/>
+          </w:tblBorders>
+          <w:shd w:val="clear" w:color="auto" w:fill="auto"/>
           <w:tblCellMar>
             <w:top w:w="15" w:type="dxa"/>
             <w:left w:w="15" w:type="dxa"/>
@@ -15436,6 +15473,7 @@
             <w:insideH w:val="none" w:color="auto" w:sz="0" w:space="0"/>
             <w:insideV w:val="none" w:color="auto" w:sz="0" w:space="0"/>
           </w:tblBorders>
+          <w:shd w:val="clear" w:color="auto" w:fill="auto"/>
           <w:tblCellMar>
             <w:top w:w="15" w:type="dxa"/>
             <w:left w:w="15" w:type="dxa"/>
@@ -15496,80 +15534,6 @@
                 <w:lang w:val="en-US" w:eastAsia="zh-CN" w:bidi="ar"/>
               </w:rPr>
               <w:t>0 or 1 time</w:t>
-            </w:r>
-          </w:p>
-        </w:tc>
-      </w:tr>
-      <w:tr>
-        <w:tblPrEx>
-          <w:tblBorders>
-            <w:top w:val="none" w:color="auto" w:sz="0" w:space="0"/>
-            <w:left w:val="none" w:color="auto" w:sz="0" w:space="0"/>
-            <w:bottom w:val="none" w:color="auto" w:sz="0" w:space="0"/>
-            <w:right w:val="none" w:color="auto" w:sz="0" w:space="0"/>
-            <w:insideH w:val="none" w:color="auto" w:sz="0" w:space="0"/>
-            <w:insideV w:val="none" w:color="auto" w:sz="0" w:space="0"/>
-          </w:tblBorders>
-          <w:tblCellMar>
-            <w:top w:w="15" w:type="dxa"/>
-            <w:left w:w="15" w:type="dxa"/>
-            <w:bottom w:w="15" w:type="dxa"/>
-            <w:right w:w="15" w:type="dxa"/>
-          </w:tblCellMar>
-        </w:tblPrEx>
-        <w:trPr>
-          <w:tblCellSpacing w:w="15" w:type="dxa"/>
-        </w:trPr>
-        <w:tc>
-          <w:tcPr>
-            <w:tcW w:w="0" w:type="auto"/>
-            <w:shd w:val="clear" w:color="auto" w:fill="auto"/>
-            <w:vAlign w:val="center"/>
-          </w:tcPr>
-          <w:p>
-            <w:pPr>
-              <w:keepNext w:val="0"/>
-              <w:keepLines w:val="0"/>
-              <w:widowControl/>
-              <w:suppressLineNumbers w:val="0"/>
-              <w:jc w:val="left"/>
-            </w:pPr>
-            <w:r>
-              <w:rPr>
-                <w:rStyle w:val="9"/>
-                <w:rFonts w:ascii="SimSun" w:hAnsi="SimSun" w:eastAsia="SimSun" w:cs="SimSun"/>
-                <w:kern w:val="0"/>
-                <w:sz w:val="24"/>
-                <w:szCs w:val="24"/>
-                <w:lang w:val="en-US" w:eastAsia="zh-CN" w:bidi="ar"/>
-              </w:rPr>
-              <w:t>*</w:t>
-            </w:r>
-          </w:p>
-        </w:tc>
-        <w:tc>
-          <w:tcPr>
-            <w:tcW w:w="0" w:type="auto"/>
-            <w:shd w:val="clear" w:color="auto" w:fill="auto"/>
-            <w:vAlign w:val="center"/>
-          </w:tcPr>
-          <w:p>
-            <w:pPr>
-              <w:keepNext w:val="0"/>
-              <w:keepLines w:val="0"/>
-              <w:widowControl/>
-              <w:suppressLineNumbers w:val="0"/>
-              <w:jc w:val="left"/>
-            </w:pPr>
-            <w:r>
-              <w:rPr>
-                <w:rFonts w:ascii="SimSun" w:hAnsi="SimSun" w:eastAsia="SimSun" w:cs="SimSun"/>
-                <w:kern w:val="0"/>
-                <w:sz w:val="24"/>
-                <w:szCs w:val="24"/>
-                <w:lang w:val="en-US" w:eastAsia="zh-CN" w:bidi="ar"/>
-              </w:rPr>
-              <w:t>0 or more times</w:t>
             </w:r>
           </w:p>
         </w:tc>
@@ -15618,7 +15582,7 @@
                 <w:szCs w:val="24"/>
                 <w:lang w:val="en-US" w:eastAsia="zh-CN" w:bidi="ar"/>
               </w:rPr>
-              <w:t>+</w:t>
+              <w:t>*</w:t>
             </w:r>
           </w:p>
         </w:tc>
@@ -15644,7 +15608,7 @@
                 <w:szCs w:val="24"/>
                 <w:lang w:val="en-US" w:eastAsia="zh-CN" w:bidi="ar"/>
               </w:rPr>
-              <w:t>1 or more times</w:t>
+              <w:t>0 or more times</w:t>
             </w:r>
           </w:p>
         </w:tc>
@@ -15659,6 +15623,7 @@
             <w:insideH w:val="none" w:color="auto" w:sz="0" w:space="0"/>
             <w:insideV w:val="none" w:color="auto" w:sz="0" w:space="0"/>
           </w:tblBorders>
+          <w:shd w:val="clear" w:color="auto" w:fill="auto"/>
           <w:tblCellMar>
             <w:top w:w="15" w:type="dxa"/>
             <w:left w:w="15" w:type="dxa"/>
@@ -15692,7 +15657,7 @@
                 <w:szCs w:val="24"/>
                 <w:lang w:val="en-US" w:eastAsia="zh-CN" w:bidi="ar"/>
               </w:rPr>
-              <w:t>{n}</w:t>
+              <w:t>+</w:t>
             </w:r>
           </w:p>
         </w:tc>
@@ -15718,7 +15683,7 @@
                 <w:szCs w:val="24"/>
                 <w:lang w:val="en-US" w:eastAsia="zh-CN" w:bidi="ar"/>
               </w:rPr>
-              <w:t>Exactly n times</w:t>
+              <w:t>1 or more times</w:t>
             </w:r>
           </w:p>
         </w:tc>
@@ -15733,6 +15698,82 @@
             <w:insideH w:val="none" w:color="auto" w:sz="0" w:space="0"/>
             <w:insideV w:val="none" w:color="auto" w:sz="0" w:space="0"/>
           </w:tblBorders>
+          <w:shd w:val="clear" w:color="auto" w:fill="auto"/>
+          <w:tblCellMar>
+            <w:top w:w="15" w:type="dxa"/>
+            <w:left w:w="15" w:type="dxa"/>
+            <w:bottom w:w="15" w:type="dxa"/>
+            <w:right w:w="15" w:type="dxa"/>
+          </w:tblCellMar>
+        </w:tblPrEx>
+        <w:trPr>
+          <w:tblCellSpacing w:w="15" w:type="dxa"/>
+        </w:trPr>
+        <w:tc>
+          <w:tcPr>
+            <w:tcW w:w="0" w:type="auto"/>
+            <w:shd w:val="clear" w:color="auto" w:fill="auto"/>
+            <w:vAlign w:val="center"/>
+          </w:tcPr>
+          <w:p>
+            <w:pPr>
+              <w:keepNext w:val="0"/>
+              <w:keepLines w:val="0"/>
+              <w:widowControl/>
+              <w:suppressLineNumbers w:val="0"/>
+              <w:jc w:val="left"/>
+            </w:pPr>
+            <w:r>
+              <w:rPr>
+                <w:rStyle w:val="9"/>
+                <w:rFonts w:ascii="SimSun" w:hAnsi="SimSun" w:eastAsia="SimSun" w:cs="SimSun"/>
+                <w:kern w:val="0"/>
+                <w:sz w:val="24"/>
+                <w:szCs w:val="24"/>
+                <w:lang w:val="en-US" w:eastAsia="zh-CN" w:bidi="ar"/>
+              </w:rPr>
+              <w:t>{n}</w:t>
+            </w:r>
+          </w:p>
+        </w:tc>
+        <w:tc>
+          <w:tcPr>
+            <w:tcW w:w="0" w:type="auto"/>
+            <w:shd w:val="clear" w:color="auto" w:fill="auto"/>
+            <w:vAlign w:val="center"/>
+          </w:tcPr>
+          <w:p>
+            <w:pPr>
+              <w:keepNext w:val="0"/>
+              <w:keepLines w:val="0"/>
+              <w:widowControl/>
+              <w:suppressLineNumbers w:val="0"/>
+              <w:jc w:val="left"/>
+            </w:pPr>
+            <w:r>
+              <w:rPr>
+                <w:rFonts w:ascii="SimSun" w:hAnsi="SimSun" w:eastAsia="SimSun" w:cs="SimSun"/>
+                <w:kern w:val="0"/>
+                <w:sz w:val="24"/>
+                <w:szCs w:val="24"/>
+                <w:lang w:val="en-US" w:eastAsia="zh-CN" w:bidi="ar"/>
+              </w:rPr>
+              <w:t>Exactly n times</w:t>
+            </w:r>
+          </w:p>
+        </w:tc>
+      </w:tr>
+      <w:tr>
+        <w:tblPrEx>
+          <w:tblBorders>
+            <w:top w:val="none" w:color="auto" w:sz="0" w:space="0"/>
+            <w:left w:val="none" w:color="auto" w:sz="0" w:space="0"/>
+            <w:bottom w:val="none" w:color="auto" w:sz="0" w:space="0"/>
+            <w:right w:val="none" w:color="auto" w:sz="0" w:space="0"/>
+            <w:insideH w:val="none" w:color="auto" w:sz="0" w:space="0"/>
+            <w:insideV w:val="none" w:color="auto" w:sz="0" w:space="0"/>
+          </w:tblBorders>
+          <w:shd w:val="clear" w:color="auto" w:fill="auto"/>
           <w:tblCellMar>
             <w:top w:w="15" w:type="dxa"/>
             <w:left w:w="15" w:type="dxa"/>
@@ -15892,6 +15933,7 @@
             <w:insideH w:val="none" w:color="auto" w:sz="0" w:space="0"/>
             <w:insideV w:val="none" w:color="auto" w:sz="0" w:space="0"/>
           </w:tblBorders>
+          <w:shd w:val="clear" w:color="auto" w:fill="auto"/>
           <w:tblCellMar>
             <w:top w:w="15" w:type="dxa"/>
             <w:left w:w="15" w:type="dxa"/>
@@ -15962,154 +16004,6 @@
                 <w:lang w:val="en-US" w:eastAsia="zh-CN" w:bidi="ar"/>
               </w:rPr>
               <w:t>Meaning</w:t>
-            </w:r>
-          </w:p>
-        </w:tc>
-      </w:tr>
-      <w:tr>
-        <w:tblPrEx>
-          <w:tblBorders>
-            <w:top w:val="none" w:color="auto" w:sz="0" w:space="0"/>
-            <w:left w:val="none" w:color="auto" w:sz="0" w:space="0"/>
-            <w:bottom w:val="none" w:color="auto" w:sz="0" w:space="0"/>
-            <w:right w:val="none" w:color="auto" w:sz="0" w:space="0"/>
-            <w:insideH w:val="none" w:color="auto" w:sz="0" w:space="0"/>
-            <w:insideV w:val="none" w:color="auto" w:sz="0" w:space="0"/>
-          </w:tblBorders>
-          <w:tblCellMar>
-            <w:top w:w="15" w:type="dxa"/>
-            <w:left w:w="15" w:type="dxa"/>
-            <w:bottom w:w="15" w:type="dxa"/>
-            <w:right w:w="15" w:type="dxa"/>
-          </w:tblCellMar>
-        </w:tblPrEx>
-        <w:trPr>
-          <w:tblCellSpacing w:w="15" w:type="dxa"/>
-        </w:trPr>
-        <w:tc>
-          <w:tcPr>
-            <w:tcW w:w="0" w:type="auto"/>
-            <w:shd w:val="clear" w:color="auto" w:fill="auto"/>
-            <w:vAlign w:val="center"/>
-          </w:tcPr>
-          <w:p>
-            <w:pPr>
-              <w:keepNext w:val="0"/>
-              <w:keepLines w:val="0"/>
-              <w:widowControl/>
-              <w:suppressLineNumbers w:val="0"/>
-              <w:jc w:val="left"/>
-            </w:pPr>
-            <w:r>
-              <w:rPr>
-                <w:rStyle w:val="9"/>
-                <w:rFonts w:ascii="SimSun" w:hAnsi="SimSun" w:eastAsia="SimSun" w:cs="SimSun"/>
-                <w:kern w:val="0"/>
-                <w:sz w:val="24"/>
-                <w:szCs w:val="24"/>
-                <w:lang w:val="en-US" w:eastAsia="zh-CN" w:bidi="ar"/>
-              </w:rPr>
-              <w:t>^</w:t>
-            </w:r>
-          </w:p>
-        </w:tc>
-        <w:tc>
-          <w:tcPr>
-            <w:tcW w:w="0" w:type="auto"/>
-            <w:shd w:val="clear" w:color="auto" w:fill="auto"/>
-            <w:vAlign w:val="center"/>
-          </w:tcPr>
-          <w:p>
-            <w:pPr>
-              <w:keepNext w:val="0"/>
-              <w:keepLines w:val="0"/>
-              <w:widowControl/>
-              <w:suppressLineNumbers w:val="0"/>
-              <w:jc w:val="left"/>
-            </w:pPr>
-            <w:r>
-              <w:rPr>
-                <w:rFonts w:ascii="SimSun" w:hAnsi="SimSun" w:eastAsia="SimSun" w:cs="SimSun"/>
-                <w:kern w:val="0"/>
-                <w:sz w:val="24"/>
-                <w:szCs w:val="24"/>
-                <w:lang w:val="en-US" w:eastAsia="zh-CN" w:bidi="ar"/>
-              </w:rPr>
-              <w:t>Start of string</w:t>
-            </w:r>
-          </w:p>
-        </w:tc>
-      </w:tr>
-      <w:tr>
-        <w:tblPrEx>
-          <w:tblBorders>
-            <w:top w:val="none" w:color="auto" w:sz="0" w:space="0"/>
-            <w:left w:val="none" w:color="auto" w:sz="0" w:space="0"/>
-            <w:bottom w:val="none" w:color="auto" w:sz="0" w:space="0"/>
-            <w:right w:val="none" w:color="auto" w:sz="0" w:space="0"/>
-            <w:insideH w:val="none" w:color="auto" w:sz="0" w:space="0"/>
-            <w:insideV w:val="none" w:color="auto" w:sz="0" w:space="0"/>
-          </w:tblBorders>
-          <w:tblCellMar>
-            <w:top w:w="15" w:type="dxa"/>
-            <w:left w:w="15" w:type="dxa"/>
-            <w:bottom w:w="15" w:type="dxa"/>
-            <w:right w:w="15" w:type="dxa"/>
-          </w:tblCellMar>
-        </w:tblPrEx>
-        <w:trPr>
-          <w:tblCellSpacing w:w="15" w:type="dxa"/>
-        </w:trPr>
-        <w:tc>
-          <w:tcPr>
-            <w:tcW w:w="0" w:type="auto"/>
-            <w:shd w:val="clear" w:color="auto" w:fill="auto"/>
-            <w:vAlign w:val="center"/>
-          </w:tcPr>
-          <w:p>
-            <w:pPr>
-              <w:keepNext w:val="0"/>
-              <w:keepLines w:val="0"/>
-              <w:widowControl/>
-              <w:suppressLineNumbers w:val="0"/>
-              <w:jc w:val="left"/>
-            </w:pPr>
-            <w:r>
-              <w:rPr>
-                <w:rStyle w:val="9"/>
-                <w:rFonts w:ascii="SimSun" w:hAnsi="SimSun" w:eastAsia="SimSun" w:cs="SimSun"/>
-                <w:kern w:val="0"/>
-                <w:sz w:val="24"/>
-                <w:szCs w:val="24"/>
-                <w:lang w:val="en-US" w:eastAsia="zh-CN" w:bidi="ar"/>
-              </w:rPr>
-              <w:t>$</w:t>
-            </w:r>
-          </w:p>
-        </w:tc>
-        <w:tc>
-          <w:tcPr>
-            <w:tcW w:w="0" w:type="auto"/>
-            <w:shd w:val="clear" w:color="auto" w:fill="auto"/>
-            <w:vAlign w:val="center"/>
-          </w:tcPr>
-          <w:p>
-            <w:pPr>
-              <w:keepNext w:val="0"/>
-              <w:keepLines w:val="0"/>
-              <w:widowControl/>
-              <w:suppressLineNumbers w:val="0"/>
-              <w:jc w:val="left"/>
-            </w:pPr>
-            <w:r>
-              <w:rPr>
-                <w:rFonts w:ascii="SimSun" w:hAnsi="SimSun" w:eastAsia="SimSun" w:cs="SimSun"/>
-                <w:kern w:val="0"/>
-                <w:sz w:val="24"/>
-                <w:szCs w:val="24"/>
-                <w:lang w:val="en-US" w:eastAsia="zh-CN" w:bidi="ar"/>
-              </w:rPr>
-              <w:t>End of string</w:t>
             </w:r>
           </w:p>
         </w:tc>
@@ -16158,6 +16052,156 @@
                 <w:szCs w:val="24"/>
                 <w:lang w:val="en-US" w:eastAsia="zh-CN" w:bidi="ar"/>
               </w:rPr>
+              <w:t>^</w:t>
+            </w:r>
+          </w:p>
+        </w:tc>
+        <w:tc>
+          <w:tcPr>
+            <w:tcW w:w="0" w:type="auto"/>
+            <w:shd w:val="clear" w:color="auto" w:fill="auto"/>
+            <w:vAlign w:val="center"/>
+          </w:tcPr>
+          <w:p>
+            <w:pPr>
+              <w:keepNext w:val="0"/>
+              <w:keepLines w:val="0"/>
+              <w:widowControl/>
+              <w:suppressLineNumbers w:val="0"/>
+              <w:jc w:val="left"/>
+            </w:pPr>
+            <w:r>
+              <w:rPr>
+                <w:rFonts w:ascii="SimSun" w:hAnsi="SimSun" w:eastAsia="SimSun" w:cs="SimSun"/>
+                <w:kern w:val="0"/>
+                <w:sz w:val="24"/>
+                <w:szCs w:val="24"/>
+                <w:lang w:val="en-US" w:eastAsia="zh-CN" w:bidi="ar"/>
+              </w:rPr>
+              <w:t>Start of string</w:t>
+            </w:r>
+          </w:p>
+        </w:tc>
+      </w:tr>
+      <w:tr>
+        <w:tblPrEx>
+          <w:tblBorders>
+            <w:top w:val="none" w:color="auto" w:sz="0" w:space="0"/>
+            <w:left w:val="none" w:color="auto" w:sz="0" w:space="0"/>
+            <w:bottom w:val="none" w:color="auto" w:sz="0" w:space="0"/>
+            <w:right w:val="none" w:color="auto" w:sz="0" w:space="0"/>
+            <w:insideH w:val="none" w:color="auto" w:sz="0" w:space="0"/>
+            <w:insideV w:val="none" w:color="auto" w:sz="0" w:space="0"/>
+          </w:tblBorders>
+          <w:shd w:val="clear" w:color="auto" w:fill="auto"/>
+          <w:tblCellMar>
+            <w:top w:w="15" w:type="dxa"/>
+            <w:left w:w="15" w:type="dxa"/>
+            <w:bottom w:w="15" w:type="dxa"/>
+            <w:right w:w="15" w:type="dxa"/>
+          </w:tblCellMar>
+        </w:tblPrEx>
+        <w:trPr>
+          <w:tblCellSpacing w:w="15" w:type="dxa"/>
+        </w:trPr>
+        <w:tc>
+          <w:tcPr>
+            <w:tcW w:w="0" w:type="auto"/>
+            <w:shd w:val="clear" w:color="auto" w:fill="auto"/>
+            <w:vAlign w:val="center"/>
+          </w:tcPr>
+          <w:p>
+            <w:pPr>
+              <w:keepNext w:val="0"/>
+              <w:keepLines w:val="0"/>
+              <w:widowControl/>
+              <w:suppressLineNumbers w:val="0"/>
+              <w:jc w:val="left"/>
+            </w:pPr>
+            <w:r>
+              <w:rPr>
+                <w:rStyle w:val="9"/>
+                <w:rFonts w:ascii="SimSun" w:hAnsi="SimSun" w:eastAsia="SimSun" w:cs="SimSun"/>
+                <w:kern w:val="0"/>
+                <w:sz w:val="24"/>
+                <w:szCs w:val="24"/>
+                <w:lang w:val="en-US" w:eastAsia="zh-CN" w:bidi="ar"/>
+              </w:rPr>
+              <w:t>$</w:t>
+            </w:r>
+          </w:p>
+        </w:tc>
+        <w:tc>
+          <w:tcPr>
+            <w:tcW w:w="0" w:type="auto"/>
+            <w:shd w:val="clear" w:color="auto" w:fill="auto"/>
+            <w:vAlign w:val="center"/>
+          </w:tcPr>
+          <w:p>
+            <w:pPr>
+              <w:keepNext w:val="0"/>
+              <w:keepLines w:val="0"/>
+              <w:widowControl/>
+              <w:suppressLineNumbers w:val="0"/>
+              <w:jc w:val="left"/>
+            </w:pPr>
+            <w:r>
+              <w:rPr>
+                <w:rFonts w:ascii="SimSun" w:hAnsi="SimSun" w:eastAsia="SimSun" w:cs="SimSun"/>
+                <w:kern w:val="0"/>
+                <w:sz w:val="24"/>
+                <w:szCs w:val="24"/>
+                <w:lang w:val="en-US" w:eastAsia="zh-CN" w:bidi="ar"/>
+              </w:rPr>
+              <w:t>End of string</w:t>
+            </w:r>
+          </w:p>
+        </w:tc>
+      </w:tr>
+      <w:tr>
+        <w:tblPrEx>
+          <w:tblBorders>
+            <w:top w:val="none" w:color="auto" w:sz="0" w:space="0"/>
+            <w:left w:val="none" w:color="auto" w:sz="0" w:space="0"/>
+            <w:bottom w:val="none" w:color="auto" w:sz="0" w:space="0"/>
+            <w:right w:val="none" w:color="auto" w:sz="0" w:space="0"/>
+            <w:insideH w:val="none" w:color="auto" w:sz="0" w:space="0"/>
+            <w:insideV w:val="none" w:color="auto" w:sz="0" w:space="0"/>
+          </w:tblBorders>
+          <w:shd w:val="clear" w:color="auto" w:fill="auto"/>
+          <w:tblCellMar>
+            <w:top w:w="15" w:type="dxa"/>
+            <w:left w:w="15" w:type="dxa"/>
+            <w:bottom w:w="15" w:type="dxa"/>
+            <w:right w:w="15" w:type="dxa"/>
+          </w:tblCellMar>
+        </w:tblPrEx>
+        <w:trPr>
+          <w:tblCellSpacing w:w="15" w:type="dxa"/>
+        </w:trPr>
+        <w:tc>
+          <w:tcPr>
+            <w:tcW w:w="0" w:type="auto"/>
+            <w:shd w:val="clear" w:color="auto" w:fill="auto"/>
+            <w:vAlign w:val="center"/>
+          </w:tcPr>
+          <w:p>
+            <w:pPr>
+              <w:keepNext w:val="0"/>
+              <w:keepLines w:val="0"/>
+              <w:widowControl/>
+              <w:suppressLineNumbers w:val="0"/>
+              <w:jc w:val="left"/>
+            </w:pPr>
+            <w:r>
+              <w:rPr>
+                <w:rStyle w:val="9"/>
+                <w:rFonts w:ascii="SimSun" w:hAnsi="SimSun" w:eastAsia="SimSun" w:cs="SimSun"/>
+                <w:kern w:val="0"/>
+                <w:sz w:val="24"/>
+                <w:szCs w:val="24"/>
+                <w:lang w:val="en-US" w:eastAsia="zh-CN" w:bidi="ar"/>
+              </w:rPr>
               <w:t>\b</w:t>
             </w:r>
           </w:p>
@@ -16906,14 +16950,14 @@
           <w:numId w:val="5"/>
         </w:numPr>
         <w:rPr>
-          <w:rFonts w:hint="default"/>
+          <w:rFonts w:hint="default" w:ascii="Times New Roman" w:hAnsi="Times New Roman" w:cs="Times New Roman"/>
           <w:highlight w:val="yellow"/>
           <w:lang w:val="en-US"/>
         </w:rPr>
       </w:pPr>
       <w:r>
         <w:rPr>
-          <w:rFonts w:hint="default"/>
+          <w:rFonts w:hint="default" w:ascii="Times New Roman" w:hAnsi="Times New Roman" w:cs="Times New Roman"/>
           <w:highlight w:val="yellow"/>
           <w:lang w:val="en-US"/>
         </w:rPr>
@@ -16927,14 +16971,14 @@
           <w:numId w:val="5"/>
         </w:numPr>
         <w:rPr>
-          <w:rFonts w:hint="default"/>
+          <w:rFonts w:hint="default" w:ascii="Times New Roman" w:hAnsi="Times New Roman" w:cs="Times New Roman"/>
           <w:highlight w:val="yellow"/>
           <w:lang w:val="en-US"/>
         </w:rPr>
       </w:pPr>
       <w:r>
         <w:rPr>
-          <w:rFonts w:hint="default"/>
+          <w:rFonts w:hint="default" w:ascii="Times New Roman" w:hAnsi="Times New Roman" w:cs="Times New Roman"/>
           <w:highlight w:val="yellow"/>
           <w:lang w:val="en-US"/>
         </w:rPr>
@@ -16948,14 +16992,14 @@
           <w:numId w:val="5"/>
         </w:numPr>
         <w:rPr>
-          <w:rFonts w:hint="default"/>
+          <w:rFonts w:hint="default" w:ascii="Times New Roman" w:hAnsi="Times New Roman" w:cs="Times New Roman"/>
           <w:highlight w:val="yellow"/>
           <w:lang w:val="en-US"/>
         </w:rPr>
       </w:pPr>
       <w:r>
         <w:rPr>
-          <w:rFonts w:hint="default"/>
+          <w:rFonts w:hint="default" w:ascii="Times New Roman" w:hAnsi="Times New Roman" w:cs="Times New Roman"/>
           <w:highlight w:val="yellow"/>
           <w:lang w:val="en-US"/>
         </w:rPr>
@@ -16969,14 +17013,14 @@
           <w:numId w:val="5"/>
         </w:numPr>
         <w:rPr>
-          <w:rFonts w:hint="default"/>
+          <w:rFonts w:hint="default" w:ascii="Times New Roman" w:hAnsi="Times New Roman" w:cs="Times New Roman"/>
           <w:highlight w:val="yellow"/>
           <w:lang w:val="en-US"/>
         </w:rPr>
       </w:pPr>
       <w:r>
         <w:rPr>
-          <w:rFonts w:hint="default"/>
+          <w:rFonts w:hint="default" w:ascii="Times New Roman" w:hAnsi="Times New Roman" w:cs="Times New Roman"/>
           <w:highlight w:val="yellow"/>
           <w:lang w:val="en-US"/>
         </w:rPr>
@@ -16990,14 +17034,14 @@
           <w:numId w:val="5"/>
         </w:numPr>
         <w:rPr>
-          <w:rFonts w:hint="default"/>
+          <w:rFonts w:hint="default" w:ascii="Times New Roman" w:hAnsi="Times New Roman" w:cs="Times New Roman"/>
           <w:highlight w:val="yellow"/>
           <w:lang w:val="en-US"/>
         </w:rPr>
       </w:pPr>
       <w:r>
         <w:rPr>
-          <w:rFonts w:hint="default"/>
+          <w:rFonts w:hint="default" w:ascii="Times New Roman" w:hAnsi="Times New Roman" w:cs="Times New Roman"/>
           <w:highlight w:val="yellow"/>
           <w:lang w:val="en-US"/>
         </w:rPr>
@@ -17011,19 +17055,410 @@
           <w:numId w:val="5"/>
         </w:numPr>
         <w:rPr>
+          <w:rFonts w:hint="default" w:ascii="Times New Roman" w:hAnsi="Times New Roman" w:eastAsia="SimSun" w:cs="Times New Roman"/>
+          <w:sz w:val="24"/>
+          <w:szCs w:val="24"/>
+        </w:rPr>
+      </w:pPr>
+      <w:r>
+        <w:rPr>
+          <w:rFonts w:hint="default" w:ascii="Times New Roman" w:hAnsi="Times New Roman" w:cs="Times New Roman"/>
+          <w:highlight w:val="yellow"/>
+          <w:lang w:val="en-US"/>
+        </w:rPr>
+        <w:t>Java regex &amp; questions.</w:t>
+      </w:r>
+    </w:p>
+    <w:p>
+      <w:pPr>
+        <w:numPr>
+          <w:ilvl w:val="0"/>
+          <w:numId w:val="5"/>
+        </w:numPr>
+        <w:rPr>
+          <w:rFonts w:hint="default" w:ascii="Times New Roman" w:hAnsi="Times New Roman" w:eastAsia="SimSun" w:cs="Times New Roman"/>
+          <w:sz w:val="24"/>
+          <w:szCs w:val="24"/>
+        </w:rPr>
+      </w:pPr>
+      <w:r>
+        <w:rPr>
+          <w:rFonts w:hint="default" w:ascii="Times New Roman" w:hAnsi="Times New Roman" w:eastAsia="SimSun" w:cs="Times New Roman"/>
+          <w:sz w:val="24"/>
+          <w:szCs w:val="24"/>
+        </w:rPr>
+        <w:t xml:space="preserve">Why is </w:t>
+      </w:r>
+      <w:r>
+        <w:rPr>
+          <w:rStyle w:val="9"/>
+          <w:rFonts w:hint="default" w:ascii="Times New Roman" w:hAnsi="Times New Roman" w:eastAsia="SimSun" w:cs="Times New Roman"/>
+          <w:sz w:val="24"/>
+          <w:szCs w:val="24"/>
+        </w:rPr>
+        <w:t>StringTokenizer</w:t>
+      </w:r>
+      <w:r>
+        <w:rPr>
+          <w:rFonts w:hint="default" w:ascii="Times New Roman" w:hAnsi="Times New Roman" w:eastAsia="SimSun" w:cs="Times New Roman"/>
+          <w:sz w:val="24"/>
+          <w:szCs w:val="24"/>
+        </w:rPr>
+        <w:t xml:space="preserve"> deprecated?</w:t>
+      </w:r>
+    </w:p>
+    <w:p>
+      <w:pPr>
+        <w:numPr>
+          <w:ilvl w:val="0"/>
+          <w:numId w:val="5"/>
+        </w:numPr>
+        <w:rPr>
+          <w:rFonts w:hint="default" w:ascii="Times New Roman" w:hAnsi="Times New Roman" w:eastAsia="SimSun" w:cs="Times New Roman"/>
+          <w:sz w:val="24"/>
+          <w:szCs w:val="24"/>
+        </w:rPr>
+      </w:pPr>
+      <w:r>
+        <w:rPr>
+          <w:rFonts w:hint="default" w:ascii="Times New Roman" w:hAnsi="Times New Roman" w:eastAsia="SimSun" w:cs="Times New Roman"/>
+          <w:kern w:val="0"/>
+          <w:sz w:val="24"/>
+          <w:szCs w:val="24"/>
+          <w:lang w:val="en-US" w:eastAsia="zh-CN" w:bidi="ar"/>
+        </w:rPr>
+        <w:t xml:space="preserve">Why did </w:t>
+      </w:r>
+      <w:r>
+        <w:rPr>
+          <w:rStyle w:val="25"/>
+          <w:rFonts w:hint="default" w:ascii="Times New Roman" w:hAnsi="Times New Roman" w:eastAsia="SimSun" w:cs="Times New Roman"/>
+          <w:sz w:val="24"/>
+          <w:szCs w:val="24"/>
+          <w:lang w:val="en-US" w:eastAsia="zh-CN" w:bidi="ar"/>
+        </w:rPr>
+        <w:t>substring()</w:t>
+      </w:r>
+      <w:r>
+        <w:rPr>
+          <w:rFonts w:hint="default" w:ascii="Times New Roman" w:hAnsi="Times New Roman" w:eastAsia="SimSun" w:cs="Times New Roman"/>
+          <w:kern w:val="0"/>
+          <w:sz w:val="24"/>
+          <w:szCs w:val="24"/>
+          <w:lang w:val="en-US" w:eastAsia="zh-CN" w:bidi="ar"/>
+        </w:rPr>
+        <w:t xml:space="preserve"> cause memory leak earlier?</w:t>
+      </w:r>
+    </w:p>
+    <w:p>
+      <w:pPr>
+        <w:numPr>
+          <w:ilvl w:val="0"/>
+          <w:numId w:val="5"/>
+        </w:numPr>
+        <w:rPr>
+          <w:rFonts w:hint="default" w:ascii="Times New Roman" w:hAnsi="Times New Roman" w:eastAsia="Calibri" w:cs="Times New Roman"/>
+          <w:sz w:val="21"/>
+          <w:szCs w:val="21"/>
+        </w:rPr>
+      </w:pPr>
+      <w:r>
+        <w:rPr>
+          <w:rFonts w:hint="default" w:ascii="Times New Roman" w:hAnsi="Times New Roman" w:eastAsia="SimSun" w:cs="Times New Roman"/>
+          <w:kern w:val="0"/>
+          <w:sz w:val="24"/>
+          <w:szCs w:val="24"/>
+          <w:lang w:val="en-US" w:eastAsia="zh-CN" w:bidi="ar"/>
+        </w:rPr>
+        <w:t>Which one should you use in a single-threaded environment?</w:t>
+      </w:r>
+    </w:p>
+    <w:p>
+      <w:pPr>
+        <w:numPr>
+          <w:ilvl w:val="0"/>
+          <w:numId w:val="5"/>
+        </w:numPr>
+        <w:rPr>
+          <w:rFonts w:hint="default" w:ascii="Times New Roman" w:hAnsi="Times New Roman" w:cs="Times New Roman"/>
+          <w:b w:val="0"/>
+          <w:bCs w:val="0"/>
+          <w:sz w:val="27"/>
+          <w:szCs w:val="27"/>
+        </w:rPr>
+      </w:pPr>
+      <w:r>
+        <w:rPr>
+          <w:rFonts w:hint="default" w:ascii="Times New Roman" w:hAnsi="Times New Roman" w:eastAsia="SimSun" w:cs="Times New Roman"/>
+          <w:b w:val="0"/>
+          <w:bCs w:val="0"/>
+          <w:kern w:val="0"/>
+          <w:sz w:val="22"/>
+          <w:szCs w:val="22"/>
+          <w:lang w:val="en-US" w:eastAsia="zh-CN" w:bidi="ar"/>
+        </w:rPr>
+        <w:t xml:space="preserve">Difference between </w:t>
+      </w:r>
+      <w:r>
+        <w:rPr>
+          <w:rFonts w:hint="default" w:ascii="Times New Roman" w:hAnsi="Times New Roman" w:eastAsia="SimSun" w:cs="Times New Roman"/>
+          <w:b w:val="0"/>
+          <w:bCs w:val="0"/>
+          <w:kern w:val="0"/>
+          <w:sz w:val="22"/>
+          <w:szCs w:val="22"/>
+          <w:lang w:val="en-US" w:eastAsia="zh-CN" w:bidi="ar"/>
+        </w:rPr>
+        <w:t>==</w:t>
+      </w:r>
+      <w:r>
+        <w:rPr>
+          <w:rFonts w:hint="default" w:ascii="Times New Roman" w:hAnsi="Times New Roman" w:eastAsia="SimSun" w:cs="Times New Roman"/>
+          <w:b w:val="0"/>
+          <w:bCs w:val="0"/>
+          <w:kern w:val="0"/>
+          <w:sz w:val="22"/>
+          <w:szCs w:val="22"/>
+          <w:lang w:val="en-US" w:eastAsia="zh-CN" w:bidi="ar"/>
+        </w:rPr>
+        <w:t xml:space="preserve"> and </w:t>
+      </w:r>
+      <w:r>
+        <w:rPr>
+          <w:rFonts w:hint="default" w:ascii="Times New Roman" w:hAnsi="Times New Roman" w:eastAsia="SimSun" w:cs="Times New Roman"/>
+          <w:b w:val="0"/>
+          <w:bCs w:val="0"/>
+          <w:kern w:val="0"/>
+          <w:sz w:val="22"/>
+          <w:szCs w:val="22"/>
+          <w:lang w:val="en-US" w:eastAsia="zh-CN" w:bidi="ar"/>
+        </w:rPr>
+        <w:t>equals()</w:t>
+      </w:r>
+      <w:r>
+        <w:rPr>
+          <w:rFonts w:hint="default" w:ascii="Times New Roman" w:hAnsi="Times New Roman" w:eastAsia="SimSun" w:cs="Times New Roman"/>
+          <w:b w:val="0"/>
+          <w:bCs w:val="0"/>
+          <w:kern w:val="0"/>
+          <w:sz w:val="22"/>
+          <w:szCs w:val="22"/>
+          <w:lang w:val="en-US" w:eastAsia="zh-CN" w:bidi="ar"/>
+        </w:rPr>
+        <w:t xml:space="preserve"> in String?</w:t>
+      </w:r>
+    </w:p>
+    <w:p>
+      <w:pPr>
+        <w:numPr>
+          <w:ilvl w:val="0"/>
+          <w:numId w:val="5"/>
+        </w:numPr>
+        <w:rPr>
+          <w:rFonts w:hint="default" w:ascii="Times New Roman" w:hAnsi="Times New Roman" w:eastAsia="Calibri" w:cs="Times New Roman"/>
+          <w:b w:val="0"/>
+          <w:bCs w:val="0"/>
+          <w:sz w:val="21"/>
+          <w:szCs w:val="21"/>
+        </w:rPr>
+      </w:pPr>
+      <w:r>
+        <w:rPr>
+          <w:rFonts w:hint="default" w:ascii="Times New Roman" w:hAnsi="Times New Roman" w:cs="Times New Roman"/>
+          <w:b w:val="0"/>
+          <w:bCs w:val="0"/>
+          <w:sz w:val="27"/>
+          <w:szCs w:val="27"/>
+        </w:rPr>
+        <w:t xml:space="preserve">What is </w:t>
+      </w:r>
+      <w:r>
+        <w:rPr>
+          <w:rFonts w:hint="default" w:ascii="Times New Roman" w:hAnsi="Times New Roman" w:eastAsia="Times New Roman" w:cs="Times New Roman"/>
+          <w:b w:val="0"/>
+          <w:bCs w:val="0"/>
+          <w:sz w:val="20"/>
+          <w:szCs w:val="20"/>
+        </w:rPr>
+        <w:t>intern()</w:t>
+      </w:r>
+      <w:r>
+        <w:rPr>
+          <w:rFonts w:hint="default" w:ascii="Times New Roman" w:hAnsi="Times New Roman" w:cs="Times New Roman"/>
+          <w:b w:val="0"/>
+          <w:bCs w:val="0"/>
+          <w:sz w:val="27"/>
+          <w:szCs w:val="27"/>
+        </w:rPr>
+        <w:t>?</w:t>
+      </w:r>
+    </w:p>
+    <w:p>
+      <w:pPr>
+        <w:numPr>
+          <w:ilvl w:val="0"/>
+          <w:numId w:val="5"/>
+        </w:numPr>
+        <w:rPr>
+          <w:rFonts w:hint="default" w:ascii="Times New Roman" w:hAnsi="Times New Roman" w:cs="Times New Roman"/>
+          <w:b w:val="0"/>
+          <w:bCs w:val="0"/>
+          <w:color w:val="000000"/>
+          <w:sz w:val="22"/>
+          <w:szCs w:val="22"/>
+        </w:rPr>
+      </w:pPr>
+      <w:r>
+        <w:rPr>
+          <w:rFonts w:hint="default" w:ascii="Times New Roman" w:hAnsi="Times New Roman" w:eastAsia="SimSun" w:cs="Times New Roman"/>
+          <w:kern w:val="0"/>
+          <w:sz w:val="22"/>
+          <w:szCs w:val="22"/>
+          <w:lang w:val="en-US" w:eastAsia="zh-CN" w:bidi="ar"/>
+        </w:rPr>
+        <w:t xml:space="preserve">Difference between </w:t>
+      </w:r>
+      <w:r>
+        <w:rPr>
+          <w:rFonts w:hint="default" w:ascii="Times New Roman" w:hAnsi="Times New Roman" w:eastAsia="SimSun" w:cs="Times New Roman"/>
+          <w:kern w:val="0"/>
+          <w:sz w:val="22"/>
+          <w:szCs w:val="22"/>
+          <w:lang w:val="en-US" w:eastAsia="zh-CN" w:bidi="ar"/>
+        </w:rPr>
+        <w:t>==</w:t>
+      </w:r>
+      <w:r>
+        <w:rPr>
+          <w:rFonts w:hint="default" w:ascii="Times New Roman" w:hAnsi="Times New Roman" w:eastAsia="SimSun" w:cs="Times New Roman"/>
+          <w:kern w:val="0"/>
+          <w:sz w:val="22"/>
+          <w:szCs w:val="22"/>
+          <w:lang w:val="en-US" w:eastAsia="zh-CN" w:bidi="ar"/>
+        </w:rPr>
+        <w:t xml:space="preserve"> and </w:t>
+      </w:r>
+      <w:r>
+        <w:rPr>
+          <w:rFonts w:hint="default" w:ascii="Times New Roman" w:hAnsi="Times New Roman" w:eastAsia="SimSun" w:cs="Times New Roman"/>
+          <w:kern w:val="0"/>
+          <w:sz w:val="22"/>
+          <w:szCs w:val="22"/>
+          <w:lang w:val="en-US" w:eastAsia="zh-CN" w:bidi="ar"/>
+        </w:rPr>
+        <w:t>equals()</w:t>
+      </w:r>
+      <w:r>
+        <w:rPr>
+          <w:rFonts w:hint="default" w:ascii="Times New Roman" w:hAnsi="Times New Roman" w:eastAsia="SimSun" w:cs="Times New Roman"/>
+          <w:kern w:val="0"/>
+          <w:sz w:val="22"/>
+          <w:szCs w:val="22"/>
+          <w:lang w:val="en-US" w:eastAsia="zh-CN" w:bidi="ar"/>
+        </w:rPr>
+        <w:t xml:space="preserve"> in String?</w:t>
+      </w:r>
+    </w:p>
+    <w:p>
+      <w:pPr>
+        <w:numPr>
+          <w:ilvl w:val="0"/>
+          <w:numId w:val="5"/>
+        </w:numPr>
+        <w:rPr>
+          <w:rFonts w:hint="default" w:ascii="Times New Roman" w:hAnsi="Times New Roman" w:eastAsia="SimSun" w:cs="Times New Roman"/>
+          <w:sz w:val="24"/>
+          <w:szCs w:val="24"/>
+        </w:rPr>
+      </w:pPr>
+      <w:r>
+        <w:rPr>
+          <w:rFonts w:hint="default" w:ascii="Times New Roman" w:hAnsi="Times New Roman" w:eastAsia="SimSun" w:cs="Times New Roman"/>
+          <w:kern w:val="0"/>
+          <w:sz w:val="24"/>
+          <w:szCs w:val="24"/>
+          <w:lang w:val="en-US" w:eastAsia="zh-CN" w:bidi="ar"/>
+        </w:rPr>
+        <w:t xml:space="preserve">Why is </w:t>
+      </w:r>
+      <w:r>
+        <w:rPr>
+          <w:rStyle w:val="26"/>
+          <w:rFonts w:hint="default" w:ascii="Times New Roman" w:hAnsi="Times New Roman" w:eastAsia="SimSun" w:cs="Times New Roman"/>
+          <w:sz w:val="24"/>
+          <w:szCs w:val="24"/>
+          <w:lang w:val="en-US" w:eastAsia="zh-CN" w:bidi="ar"/>
+        </w:rPr>
+        <w:t>String</w:t>
+      </w:r>
+      <w:r>
+        <w:rPr>
+          <w:rFonts w:hint="default" w:ascii="Times New Roman" w:hAnsi="Times New Roman" w:eastAsia="SimSun" w:cs="Times New Roman"/>
+          <w:kern w:val="0"/>
+          <w:sz w:val="24"/>
+          <w:szCs w:val="24"/>
+          <w:lang w:val="en-US" w:eastAsia="zh-CN" w:bidi="ar"/>
+        </w:rPr>
+        <w:t xml:space="preserve"> class final?</w:t>
+      </w:r>
+      <w:bookmarkStart w:id="0" w:name="_GoBack"/>
+      <w:bookmarkEnd w:id="0"/>
+    </w:p>
+    <w:p>
+      <w:pPr>
+        <w:numPr>
+          <w:ilvl w:val="0"/>
+          <w:numId w:val="5"/>
+        </w:numPr>
+        <w:rPr>
+          <w:rFonts w:hint="default" w:ascii="Times New Roman" w:hAnsi="Times New Roman" w:eastAsia="SimSun" w:cs="Times New Roman"/>
+          <w:sz w:val="24"/>
+          <w:szCs w:val="24"/>
+        </w:rPr>
+      </w:pPr>
+      <w:r>
+        <w:rPr>
+          <w:rFonts w:hint="default" w:ascii="Times New Roman" w:hAnsi="Times New Roman" w:eastAsia="SimSun" w:cs="Times New Roman"/>
+          <w:kern w:val="0"/>
+          <w:sz w:val="24"/>
+          <w:szCs w:val="24"/>
+          <w:lang w:val="en-US" w:eastAsia="zh-CN" w:bidi="ar"/>
+        </w:rPr>
+        <w:t xml:space="preserve">Why does </w:t>
+      </w:r>
+      <w:r>
+        <w:rPr>
+          <w:rFonts w:hint="default" w:ascii="Times New Roman" w:hAnsi="Times New Roman" w:eastAsia="SimSun" w:cs="Times New Roman"/>
+          <w:kern w:val="0"/>
+          <w:sz w:val="24"/>
+          <w:szCs w:val="24"/>
+          <w:lang w:val="en-US" w:eastAsia="zh-CN" w:bidi="ar"/>
+        </w:rPr>
+        <w:t>matches()</w:t>
+      </w:r>
+      <w:r>
+        <w:rPr>
+          <w:rFonts w:hint="default" w:ascii="Times New Roman" w:hAnsi="Times New Roman" w:eastAsia="SimSun" w:cs="Times New Roman"/>
+          <w:kern w:val="0"/>
+          <w:sz w:val="24"/>
+          <w:szCs w:val="24"/>
+          <w:lang w:val="en-US" w:eastAsia="zh-CN" w:bidi="ar"/>
+        </w:rPr>
+        <w:t xml:space="preserve"> return false when substring matches?</w:t>
+      </w:r>
+    </w:p>
+    <w:p>
+      <w:pPr>
+        <w:numPr>
+          <w:numId w:val="0"/>
+        </w:numPr>
+        <w:spacing w:after="160" w:line="259" w:lineRule="auto"/>
+        <w:rPr>
           <w:rFonts w:hint="default"/>
           <w:highlight w:val="yellow"/>
           <w:lang w:val="en-US"/>
         </w:rPr>
       </w:pPr>
-      <w:r>
-        <w:rPr>
-          <w:rFonts w:hint="default"/>
-          <w:highlight w:val="yellow"/>
-          <w:lang w:val="en-US"/>
-        </w:rPr>
-        <w:t>Java regex &amp; questions.</w:t>
-      </w:r>
     </w:p>
     <w:sectPr>
       <w:pgSz w:w="11906" w:h="16838"/>
@@ -18179,6 +18614,31 @@
       <w:szCs w:val="32"/>
     </w:rPr>
   </w:style>
+  <w:style w:type="character" w:customStyle="1" w:styleId="24">
+    <w:name w:val="10"/>
+    <w:uiPriority w:val="0"/>
+    <w:rPr>
+      <w:rFonts w:hint="default" w:ascii="Times New Roman" w:hAnsi="Times New Roman" w:cs="Times New Roman"/>
+    </w:rPr>
+  </w:style>
+  <w:style w:type="character" w:customStyle="1" w:styleId="25">
+    <w:name w:val="15"/>
+    <w:uiPriority w:val="0"/>
+    <w:rPr>
+      <w:rFonts w:hint="default" w:ascii="Courier New" w:hAnsi="Courier New" w:eastAsia="Times New Roman" w:cs="Courier New"/>
+      <w:sz w:val="20"/>
+      <w:szCs w:val="20"/>
+    </w:rPr>
+  </w:style>
+  <w:style w:type="character" w:customStyle="1" w:styleId="26">
+    <w:name w:val="16"/>
+    <w:uiPriority w:val="0"/>
+    <w:rPr>
+      <w:rFonts w:hint="default" w:ascii="Courier New" w:hAnsi="Courier New" w:eastAsia="Times New Roman" w:cs="Courier New"/>
+      <w:sz w:val="20"/>
+      <w:szCs w:val="20"/>
+    </w:rPr>
+  </w:style>
 </w:styles>
 </file>
 
